--- a/НиВБ/Полносвязная нейросеть ВАТ.docx
+++ b/НиВБ/Полносвязная нейросеть ВАТ.docx
@@ -62,6 +62,7 @@
           <w:szCs w:val="28"/>
         </w:rPr>
       </w:pPr>
+      <w:proofErr w:type="gramStart"/>
       <w:r>
         <w:rPr>
           <w:rFonts w:ascii="Times New Roman" w:hAnsi="Times New Roman" w:cs="Times New Roman"/>
@@ -69,7 +70,17 @@
           <w:sz w:val="28"/>
           <w:szCs w:val="28"/>
         </w:rPr>
-        <w:t>ГРНТИ  55.53.00; 55.20.00; 20.17.00; 20.57.17</w:t>
+        <w:t>ГРНТИ  55.53.00</w:t>
+      </w:r>
+      <w:proofErr w:type="gramEnd"/>
+      <w:r>
+        <w:rPr>
+          <w:rFonts w:ascii="Times New Roman" w:hAnsi="Times New Roman" w:cs="Times New Roman"/>
+          <w:b/>
+          <w:sz w:val="28"/>
+          <w:szCs w:val="28"/>
+        </w:rPr>
+        <w:t>; 55.20.00; 20.17.00; 20.57.17</w:t>
       </w:r>
     </w:p>
     <w:p>
@@ -214,97 +225,28 @@
     </w:p>
     <w:p>
       <w:pPr>
-        <w:spacing w:after="0" w:line="240" w:lineRule="auto"/>
+        <w:pStyle w:val="ac"/>
+        <w:spacing w:before="0" w:beforeAutospacing="0" w:after="0" w:afterAutospacing="0"/>
         <w:ind w:left="567"/>
         <w:jc w:val="both"/>
         <w:rPr>
-          <w:rFonts w:ascii="Times New Roman" w:hAnsi="Times New Roman" w:cs="Times New Roman"/>
           <w:i/>
           <w:iCs/>
-          <w:sz w:val="28"/>
-          <w:szCs w:val="28"/>
         </w:rPr>
       </w:pPr>
       <w:hyperlink r:id="rId8" w:history="1">
         <w:r>
           <w:rPr>
-            <w:rStyle w:val="ad"/>
-            <w:rFonts w:ascii="Times New Roman" w:hAnsi="Times New Roman" w:cs="Times New Roman"/>
             <w:i/>
             <w:iCs/>
-            <w:sz w:val="28"/>
-            <w:szCs w:val="28"/>
-            <w:lang w:val="en-US"/>
           </w:rPr>
-          <w:t>sergey</w:t>
-        </w:r>
-        <w:r>
-          <w:rPr>
-            <w:rStyle w:val="ad"/>
-            <w:rFonts w:ascii="Times New Roman" w:hAnsi="Times New Roman" w:cs="Times New Roman"/>
-            <w:i/>
-            <w:iCs/>
-            <w:sz w:val="28"/>
-            <w:szCs w:val="28"/>
-          </w:rPr>
-          <w:t>.</w:t>
-        </w:r>
-        <w:r>
-          <w:rPr>
-            <w:rStyle w:val="ad"/>
-            <w:rFonts w:ascii="Times New Roman" w:hAnsi="Times New Roman" w:cs="Times New Roman"/>
-            <w:i/>
-            <w:iCs/>
-            <w:sz w:val="28"/>
-            <w:szCs w:val="28"/>
-            <w:lang w:val="en-US"/>
-          </w:rPr>
-          <w:t>tabakar</w:t>
-        </w:r>
-        <w:r>
-          <w:rPr>
-            <w:rStyle w:val="ad"/>
-            <w:rFonts w:ascii="Times New Roman" w:hAnsi="Times New Roman" w:cs="Times New Roman"/>
-            <w:i/>
-            <w:iCs/>
-            <w:sz w:val="28"/>
-            <w:szCs w:val="28"/>
-          </w:rPr>
-          <w:t>@</w:t>
-        </w:r>
-        <w:r>
-          <w:rPr>
-            <w:rStyle w:val="ad"/>
-            <w:rFonts w:ascii="Times New Roman" w:hAnsi="Times New Roman" w:cs="Times New Roman"/>
-            <w:i/>
-            <w:iCs/>
-            <w:sz w:val="28"/>
-            <w:szCs w:val="28"/>
-            <w:lang w:val="en-US"/>
-          </w:rPr>
-          <w:t>nami</w:t>
-        </w:r>
-        <w:r>
-          <w:rPr>
-            <w:rStyle w:val="ad"/>
-            <w:rFonts w:ascii="Times New Roman" w:hAnsi="Times New Roman" w:cs="Times New Roman"/>
-            <w:i/>
-            <w:iCs/>
-            <w:sz w:val="28"/>
-            <w:szCs w:val="28"/>
-          </w:rPr>
-          <w:t>.</w:t>
+          <w:t>sergey.tabakar@nami.</w:t>
         </w:r>
         <w:proofErr w:type="spellStart"/>
         <w:r>
           <w:rPr>
-            <w:rStyle w:val="ad"/>
-            <w:rFonts w:ascii="Times New Roman" w:hAnsi="Times New Roman" w:cs="Times New Roman"/>
             <w:i/>
             <w:iCs/>
-            <w:sz w:val="28"/>
-            <w:szCs w:val="28"/>
-            <w:lang w:val="en-US"/>
           </w:rPr>
           <w:t>ru</w:t>
         </w:r>
@@ -389,13 +331,7 @@
         <w:rPr>
           <w:sz w:val="28"/>
         </w:rPr>
-        <w:t>в режиме реального времени</w:t>
-      </w:r>
-      <w:r>
-        <w:rPr>
-          <w:sz w:val="28"/>
-        </w:rPr>
-        <w:t xml:space="preserve"> </w:t>
+        <w:t xml:space="preserve">в режиме реального времени </w:t>
       </w:r>
       <w:r>
         <w:rPr>
@@ -884,13 +820,55 @@
         <w:rPr>
           <w:sz w:val="28"/>
         </w:rPr>
-        <w:t xml:space="preserve">В связи с широким применением противником беспилотных летательных аппаратов применение военной автомобильной техники для подвоза материальных средств к переднему краю становится все более затруднительным. Одним из направлений увеличения выживаемости водителей является применение систем дистанционного  управления автомобилем, превращая последний в наземный робототехнический комплекс. </w:t>
-      </w:r>
-      <w:r>
-        <w:rPr>
-          <w:sz w:val="28"/>
-        </w:rPr>
-        <w:t>В то же время системы дистанционного управления должны быть легко устанавливаемыми в полевых условиях, не ухудшать эргономику  рабочего места водителя, не вносить изменения в конструкцию систем управления автомобилем.</w:t>
+        <w:t xml:space="preserve">В связи с широким применением противником беспилотных летательных аппаратов применение военной автомобильной техники для подвоза материальных средств к переднему краю становится все более затруднительным. Одним из направлений увеличения выживаемости водителей является применение систем </w:t>
+      </w:r>
+      <w:r>
+        <w:rPr>
+          <w:sz w:val="28"/>
+        </w:rPr>
+        <w:t>дистанционного управления</w:t>
+      </w:r>
+      <w:r>
+        <w:rPr>
+          <w:sz w:val="28"/>
+        </w:rPr>
+        <w:t xml:space="preserve"> автомобилем, превращая последний в наземный робототехнический комплекс. </w:t>
+      </w:r>
+      <w:r>
+        <w:rPr>
+          <w:sz w:val="28"/>
+        </w:rPr>
+        <w:t>В то же время системы дистанционного управления</w:t>
+      </w:r>
+      <w:r>
+        <w:rPr>
+          <w:sz w:val="28"/>
+        </w:rPr>
+        <w:t xml:space="preserve"> </w:t>
+      </w:r>
+      <w:r>
+        <w:rPr>
+          <w:sz w:val="28"/>
+        </w:rPr>
+        <w:t>для военной автомобильной техники</w:t>
+      </w:r>
+      <w:r>
+        <w:rPr>
+          <w:sz w:val="28"/>
+        </w:rPr>
+        <w:t xml:space="preserve"> должны быть легко устанавливаемыми в полевых условиях, не ухудшать </w:t>
+      </w:r>
+      <w:r>
+        <w:rPr>
+          <w:sz w:val="28"/>
+        </w:rPr>
+        <w:t>эргономику рабочего</w:t>
+      </w:r>
+      <w:r>
+        <w:rPr>
+          <w:sz w:val="28"/>
+        </w:rPr>
+        <w:t xml:space="preserve"> места водителя, не вносить изменения в конструкцию систем управления автомобилем.</w:t>
       </w:r>
     </w:p>
     <w:p>
@@ -908,19 +886,7 @@
         <w:rPr>
           <w:sz w:val="28"/>
         </w:rPr>
-        <w:t xml:space="preserve">Однако, «вынос» рабочего места водителя за пределы транспортного средства несет за собой потери </w:t>
-      </w:r>
-      <w:r>
-        <w:rPr>
-          <w:sz w:val="28"/>
-        </w:rPr>
-        <w:t xml:space="preserve">информации о состоянии дороги </w:t>
-      </w:r>
-      <w:r>
-        <w:rPr>
-          <w:sz w:val="28"/>
-        </w:rPr>
-        <w:t>и режимах движения, получаемых водителем при непосредственном контакте с автомобилем, что ведет к значительному снижению подвижности вплоть до полной ее потери в случае застревания и</w:t>
+        <w:t>Однако, «вынос» рабочего места водителя за пределы транспортного средства несет за собой потери информации о состоянии дороги и режимах движения, получаемых водителем при непосредственном контакте с автомобилем, что ведет к значительному снижению подвижности вплоть до полной ее потери в случае застревания и</w:t>
       </w:r>
       <w:r>
         <w:rPr>
@@ -962,7 +928,19 @@
         <w:rPr>
           <w:sz w:val="28"/>
         </w:rPr>
-        <w:t>неприспособленность существующей ВАТ из</w:t>
+        <w:t xml:space="preserve">неприспособленность существующей </w:t>
+      </w:r>
+      <w:r>
+        <w:rPr>
+          <w:sz w:val="28"/>
+        </w:rPr>
+        <w:t>военной автомобильной техники</w:t>
+      </w:r>
+      <w:r>
+        <w:rPr>
+          <w:sz w:val="28"/>
+        </w:rPr>
+        <w:t xml:space="preserve"> из</w:t>
       </w:r>
       <w:r>
         <w:rPr>
@@ -974,7 +952,7 @@
         <w:rPr>
           <w:sz w:val="28"/>
         </w:rPr>
-        <w:t xml:space="preserve"> отсутствия каких-либо систем помощи водителю.  </w:t>
+        <w:t xml:space="preserve"> отсутствия систем помощи водителю.  </w:t>
       </w:r>
       <w:r>
         <w:rPr>
@@ -1004,13 +982,7 @@
         <w:rPr>
           <w:sz w:val="28"/>
         </w:rPr>
-        <w:t xml:space="preserve"> система</w:t>
-      </w:r>
-      <w:r>
-        <w:rPr>
-          <w:sz w:val="28"/>
-        </w:rPr>
-        <w:t xml:space="preserve">, позволяющая предотвращать </w:t>
+        <w:t xml:space="preserve"> система, позволяющая предотвращать </w:t>
       </w:r>
       <w:r>
         <w:rPr>
@@ -1130,13 +1102,19 @@
         <w:rPr>
           <w:sz w:val="28"/>
         </w:rPr>
-        <w:t xml:space="preserve">делают невозможным </w:t>
-      </w:r>
-      <w:r>
-        <w:rPr>
-          <w:sz w:val="28"/>
-        </w:rPr>
-        <w:t xml:space="preserve"> определять угловые скорости колес </w:t>
+        <w:t xml:space="preserve">делают </w:t>
+      </w:r>
+      <w:r>
+        <w:rPr>
+          <w:sz w:val="28"/>
+        </w:rPr>
+        <w:t>невозможным определять</w:t>
+      </w:r>
+      <w:r>
+        <w:rPr>
+          <w:sz w:val="28"/>
+        </w:rPr>
+        <w:t xml:space="preserve"> угловые скорости колес </w:t>
       </w:r>
       <w:r>
         <w:rPr>
@@ -1185,19 +1163,7 @@
         <w:rPr>
           <w:sz w:val="28"/>
         </w:rPr>
-        <w:t xml:space="preserve">вать </w:t>
-      </w:r>
-      <w:r>
-        <w:rPr>
-          <w:sz w:val="28"/>
-        </w:rPr>
-        <w:t xml:space="preserve">необходимые </w:t>
-      </w:r>
-      <w:r>
-        <w:rPr>
-          <w:sz w:val="28"/>
-        </w:rPr>
-        <w:t xml:space="preserve">функции </w:t>
+        <w:t xml:space="preserve">вать функции </w:t>
       </w:r>
       <w:proofErr w:type="spellStart"/>
       <w:r>
@@ -1277,43 +1243,7 @@
         <w:rPr>
           <w:sz w:val="28"/>
         </w:rPr>
-        <w:t xml:space="preserve"> </w:t>
-      </w:r>
-      <w:r>
-        <w:rPr>
-          <w:sz w:val="28"/>
-        </w:rPr>
-        <w:t>коэффициент скольжения колес</w:t>
-      </w:r>
-      <w:r>
-        <w:rPr>
-          <w:sz w:val="28"/>
-        </w:rPr>
-        <w:t xml:space="preserve"> </w:t>
-      </w:r>
-      <w:r>
-        <w:rPr>
-          <w:sz w:val="28"/>
-        </w:rPr>
-        <w:t>приходится определ</w:t>
-      </w:r>
-      <w:r>
-        <w:rPr>
-          <w:sz w:val="28"/>
-        </w:rPr>
-        <w:t xml:space="preserve">ять по косвенным признакам, например, </w:t>
-      </w:r>
-      <w:r>
-        <w:rPr>
-          <w:sz w:val="28"/>
-        </w:rPr>
-        <w:t xml:space="preserve"> </w:t>
-      </w:r>
-      <w:r>
-        <w:rPr>
-          <w:sz w:val="28"/>
-        </w:rPr>
-        <w:t>методами моделирования движения «цифрового двойника»</w:t>
+        <w:t xml:space="preserve"> коэффициент скольжения колес приходится определять по косвенным признакам, например, методами моделирования движения «цифрового двойника»</w:t>
       </w:r>
       <w:r>
         <w:rPr>
@@ -1355,7 +1285,19 @@
         <w:rPr>
           <w:sz w:val="28"/>
         </w:rPr>
-        <w:t xml:space="preserve">цифрового двойника движения автомобиля наиболее удобными являются </w:t>
+        <w:t xml:space="preserve">цифрового двойника движения автомобиля наиболее </w:t>
+      </w:r>
+      <w:r>
+        <w:rPr>
+          <w:sz w:val="28"/>
+        </w:rPr>
+        <w:t>применимыми</w:t>
+      </w:r>
+      <w:r>
+        <w:rPr>
+          <w:sz w:val="28"/>
+        </w:rPr>
+        <w:t xml:space="preserve"> являются </w:t>
       </w:r>
       <w:r>
         <w:rPr>
@@ -1463,33 +1405,39 @@
         <w:rPr>
           <w:sz w:val="28"/>
         </w:rPr>
+        <w:t>узлов и деталей внутри системы в пространстве, и технологи</w:t>
+      </w:r>
+      <w:r>
+        <w:rPr>
+          <w:sz w:val="28"/>
+        </w:rPr>
+        <w:t>и</w:t>
+      </w:r>
+      <w:r>
+        <w:rPr>
+          <w:sz w:val="28"/>
+        </w:rPr>
+        <w:t xml:space="preserve"> 1</w:t>
+      </w:r>
+      <w:r>
+        <w:rPr>
+          <w:sz w:val="28"/>
+          <w:lang w:val="en-US"/>
+        </w:rPr>
+        <w:t>D</w:t>
+      </w:r>
+      <w:r>
+        <w:rPr>
+          <w:sz w:val="28"/>
+        </w:rPr>
+        <w:t xml:space="preserve">, где </w:t>
+      </w:r>
+      <w:r>
+        <w:rPr>
+          <w:sz w:val="28"/>
+        </w:rPr>
         <w:lastRenderedPageBreak/>
-        <w:t>узлов и деталей внутри системы в пространстве, и технологи</w:t>
-      </w:r>
-      <w:r>
-        <w:rPr>
-          <w:sz w:val="28"/>
-        </w:rPr>
-        <w:t>и</w:t>
-      </w:r>
-      <w:r>
-        <w:rPr>
-          <w:sz w:val="28"/>
-        </w:rPr>
-        <w:t xml:space="preserve"> 1</w:t>
-      </w:r>
-      <w:r>
-        <w:rPr>
-          <w:sz w:val="28"/>
-          <w:lang w:val="en-US"/>
-        </w:rPr>
-        <w:t>D</w:t>
-      </w:r>
-      <w:r>
-        <w:rPr>
-          <w:sz w:val="28"/>
-        </w:rPr>
-        <w:t>, где компоненты системы заменены имитационными моделями физическо</w:t>
+        <w:t>компоненты системы заменены имитационными моделями физическо</w:t>
       </w:r>
       <w:r>
         <w:rPr>
@@ -1561,43 +1509,31 @@
         <w:rPr>
           <w:sz w:val="28"/>
         </w:rPr>
-        <w:t>Д</w:t>
-      </w:r>
-      <w:r>
-        <w:rPr>
-          <w:sz w:val="28"/>
-        </w:rPr>
-        <w:t>ля описания моделью процесса</w:t>
-      </w:r>
-      <w:r>
-        <w:rPr>
-          <w:sz w:val="28"/>
-        </w:rPr>
-        <w:t xml:space="preserve"> дистанционного управления</w:t>
-      </w:r>
-      <w:r>
-        <w:rPr>
-          <w:sz w:val="28"/>
-        </w:rPr>
-        <w:t xml:space="preserve"> </w:t>
-      </w:r>
-      <w:r>
-        <w:rPr>
-          <w:sz w:val="28"/>
-        </w:rPr>
-        <w:t>автомобилем</w:t>
-      </w:r>
-      <w:r>
-        <w:rPr>
-          <w:sz w:val="28"/>
-        </w:rPr>
-        <w:t xml:space="preserve"> требуется достаточно высокая детализация, а вместе с ней и высокая вычислительная нагрузка</w:t>
-      </w:r>
-      <w:r>
-        <w:rPr>
-          <w:sz w:val="28"/>
-        </w:rPr>
-        <w:t>. Кроме того, условия «реального времени» требуют минимальн</w:t>
+        <w:t xml:space="preserve">Для описания моделью процесса дистанционного управления автомобилем требуется достаточно высокая детализация, а вместе с ней и высокая вычислительная нагрузка. Кроме того, условия </w:t>
+      </w:r>
+      <w:r>
+        <w:rPr>
+          <w:sz w:val="28"/>
+        </w:rPr>
+        <w:t xml:space="preserve">моделирования в </w:t>
+      </w:r>
+      <w:r>
+        <w:rPr>
+          <w:sz w:val="28"/>
+        </w:rPr>
+        <w:t>«реально</w:t>
+      </w:r>
+      <w:r>
+        <w:rPr>
+          <w:sz w:val="28"/>
+        </w:rPr>
+        <w:t>м</w:t>
+      </w:r>
+      <w:r>
+        <w:rPr>
+          <w:sz w:val="28"/>
+        </w:rPr>
+        <w:t xml:space="preserve"> времени» требуют минимальн</w:t>
       </w:r>
       <w:r>
         <w:rPr>
@@ -1621,13 +1557,31 @@
         <w:rPr>
           <w:sz w:val="28"/>
         </w:rPr>
-        <w:t xml:space="preserve">Одним из путей снижения вычислительной нагрузки является замена имитационной модели регрессионной зависимостью, прибегая </w:t>
-      </w:r>
-      <w:r>
-        <w:rPr>
-          <w:sz w:val="28"/>
-        </w:rPr>
-        <w:t>к дробно</w:t>
+        <w:t xml:space="preserve">Одним из путей снижения вычислительной нагрузки является замена имитационной модели регрессионной зависимостью, </w:t>
+      </w:r>
+      <w:r>
+        <w:rPr>
+          <w:sz w:val="28"/>
+        </w:rPr>
+        <w:t>получаемой</w:t>
+      </w:r>
+      <w:r>
+        <w:rPr>
+          <w:sz w:val="28"/>
+        </w:rPr>
+        <w:t xml:space="preserve"> </w:t>
+      </w:r>
+      <w:r>
+        <w:rPr>
+          <w:sz w:val="28"/>
+        </w:rPr>
+        <w:t>по</w:t>
+      </w:r>
+      <w:r>
+        <w:rPr>
+          <w:sz w:val="28"/>
+        </w:rPr>
+        <w:t xml:space="preserve"> дробно</w:t>
       </w:r>
       <w:r>
         <w:rPr>
@@ -1657,6 +1611,12 @@
         <w:rPr>
           <w:sz w:val="28"/>
         </w:rPr>
+        <w:t xml:space="preserve"> модельного эксперимента</w:t>
+      </w:r>
+      <w:r>
+        <w:rPr>
+          <w:sz w:val="28"/>
+        </w:rPr>
         <w:fldChar w:fldCharType="begin"/>
       </w:r>
       <w:r>
@@ -1699,13 +1659,13 @@
         <w:rPr>
           <w:sz w:val="28"/>
         </w:rPr>
-        <w:t>Такой переход, в</w:t>
-      </w:r>
-      <w:r>
-        <w:rPr>
-          <w:sz w:val="28"/>
-        </w:rPr>
-        <w:t xml:space="preserve"> свою очередь, для поддержания достоверности регрессионных уравнений</w:t>
+        <w:t>Д</w:t>
+      </w:r>
+      <w:r>
+        <w:rPr>
+          <w:sz w:val="28"/>
+        </w:rPr>
+        <w:t>ля поддержания достоверности регрессионных уравнений</w:t>
       </w:r>
       <w:r>
         <w:rPr>
@@ -1735,6 +1695,18 @@
         <w:rPr>
           <w:sz w:val="28"/>
         </w:rPr>
+        <w:t>т</w:t>
+      </w:r>
+      <w:r>
+        <w:rPr>
+          <w:sz w:val="28"/>
+        </w:rPr>
+        <w:t xml:space="preserve">акой переход </w:t>
+      </w:r>
+      <w:r>
+        <w:rPr>
+          <w:sz w:val="28"/>
+        </w:rPr>
         <w:t xml:space="preserve">требует </w:t>
       </w:r>
       <w:r>
@@ -1753,19 +1725,49 @@
         <w:rPr>
           <w:sz w:val="28"/>
         </w:rPr>
-        <w:t xml:space="preserve"> за пределы диапазонов варьирования факторов использованием «звездного плеча», </w:t>
-      </w:r>
-      <w:r>
-        <w:rPr>
-          <w:sz w:val="28"/>
-        </w:rPr>
-        <w:t xml:space="preserve">или потери информации о функционировании, </w:t>
-      </w:r>
-      <w:r>
-        <w:rPr>
-          <w:sz w:val="28"/>
-        </w:rPr>
-        <w:t xml:space="preserve">что тоже не всегда </w:t>
+        <w:t xml:space="preserve"> за пределы диапазонов варьирования </w:t>
+      </w:r>
+      <w:r>
+        <w:rPr>
+          <w:sz w:val="28"/>
+        </w:rPr>
+        <w:t>параметров</w:t>
+      </w:r>
+      <w:r>
+        <w:rPr>
+          <w:sz w:val="28"/>
+        </w:rPr>
+        <w:t xml:space="preserve"> использованием «звездного плеча» </w:t>
+      </w:r>
+      <w:r>
+        <w:rPr>
+          <w:sz w:val="28"/>
+        </w:rPr>
+        <w:t>с некоторой</w:t>
+      </w:r>
+      <w:r>
+        <w:rPr>
+          <w:sz w:val="28"/>
+        </w:rPr>
+        <w:t xml:space="preserve"> потер</w:t>
+      </w:r>
+      <w:r>
+        <w:rPr>
+          <w:sz w:val="28"/>
+        </w:rPr>
+        <w:t>ей</w:t>
+      </w:r>
+      <w:r>
+        <w:rPr>
+          <w:sz w:val="28"/>
+        </w:rPr>
+        <w:t xml:space="preserve"> информации о функционировании, </w:t>
+      </w:r>
+      <w:r>
+        <w:rPr>
+          <w:sz w:val="28"/>
+        </w:rPr>
+        <w:t xml:space="preserve">что не всегда </w:t>
       </w:r>
       <w:r>
         <w:rPr>
@@ -1801,13 +1803,49 @@
         <w:rPr>
           <w:sz w:val="28"/>
         </w:rPr>
-        <w:t xml:space="preserve">результатов моделирования и регрессионной модели </w:t>
-      </w:r>
-      <w:r>
-        <w:rPr>
-          <w:sz w:val="28"/>
-        </w:rPr>
-        <w:t xml:space="preserve">может удовлетворять критерию Фишера с заданной доверительной вероятность, но </w:t>
+        <w:t>результатов модел</w:t>
+      </w:r>
+      <w:r>
+        <w:rPr>
+          <w:sz w:val="28"/>
+        </w:rPr>
+        <w:t>ьного эксперимента</w:t>
+      </w:r>
+      <w:r>
+        <w:rPr>
+          <w:sz w:val="28"/>
+        </w:rPr>
+        <w:t xml:space="preserve"> и регрессионной модели </w:t>
+      </w:r>
+      <w:r>
+        <w:rPr>
+          <w:sz w:val="28"/>
+        </w:rPr>
+        <w:t>может удовлетворять критерию Фишера с заданной доверительной вероятность</w:t>
+      </w:r>
+      <w:r>
+        <w:rPr>
+          <w:sz w:val="28"/>
+        </w:rPr>
+        <w:t>ю</w:t>
+      </w:r>
+      <w:r>
+        <w:rPr>
+          <w:sz w:val="28"/>
+        </w:rPr>
+        <w:t xml:space="preserve">, но </w:t>
+      </w:r>
+      <w:r>
+        <w:rPr>
+          <w:sz w:val="28"/>
+        </w:rPr>
+        <w:t>в то же время</w:t>
+      </w:r>
+      <w:r>
+        <w:rPr>
+          <w:sz w:val="28"/>
+        </w:rPr>
+        <w:t xml:space="preserve"> </w:t>
       </w:r>
       <w:r>
         <w:rPr>
@@ -1867,21 +1905,7 @@
         <w:rPr>
           <w:sz w:val="28"/>
         </w:rPr>
-        <w:t xml:space="preserve">обученной </w:t>
-      </w:r>
-      <w:proofErr w:type="spellStart"/>
-      <w:r>
-        <w:rPr>
-          <w:sz w:val="28"/>
-        </w:rPr>
-        <w:t>полносвязной</w:t>
-      </w:r>
-      <w:proofErr w:type="spellEnd"/>
-      <w:r>
-        <w:rPr>
-          <w:sz w:val="28"/>
-        </w:rPr>
-        <w:t xml:space="preserve"> нейросет</w:t>
+        <w:t>обученной нейросет</w:t>
       </w:r>
       <w:r>
         <w:rPr>
@@ -2267,7 +2291,25 @@
         <w:rPr>
           <w:sz w:val="28"/>
         </w:rPr>
-        <w:t xml:space="preserve"> системы дифференциальных уравнений численным интегрированием</w:t>
+        <w:t xml:space="preserve"> </w:t>
+      </w:r>
+      <w:r>
+        <w:rPr>
+          <w:sz w:val="28"/>
+        </w:rPr>
+        <w:t>численным интегрированием</w:t>
+      </w:r>
+      <w:r>
+        <w:rPr>
+          <w:sz w:val="28"/>
+        </w:rPr>
+        <w:t xml:space="preserve"> </w:t>
+      </w:r>
+      <w:r>
+        <w:rPr>
+          <w:sz w:val="28"/>
+        </w:rPr>
+        <w:t>системы дифференциальных уравнений</w:t>
       </w:r>
       <w:r>
         <w:rPr>
@@ -2291,25 +2333,7 @@
         <w:rPr>
           <w:sz w:val="28"/>
         </w:rPr>
-        <w:t xml:space="preserve">Точность суррогатной модели будет </w:t>
-      </w:r>
-      <w:r>
-        <w:rPr>
-          <w:sz w:val="28"/>
-        </w:rPr>
-        <w:t>определя</w:t>
-      </w:r>
-      <w:r>
-        <w:rPr>
-          <w:sz w:val="28"/>
-        </w:rPr>
-        <w:t>ться</w:t>
-      </w:r>
-      <w:r>
-        <w:rPr>
-          <w:sz w:val="28"/>
-        </w:rPr>
-        <w:t xml:space="preserve"> на тестовой выборке по среднеквадратической ошибке значений </w:t>
+        <w:t xml:space="preserve">Точность суррогатной модели будет определяться на тестовой выборке по среднеквадратической ошибке значений </w:t>
       </w:r>
       <w:r>
         <w:rPr>
@@ -2334,13 +2358,7 @@
         <w:rPr>
           <w:sz w:val="28"/>
         </w:rPr>
-        <w:t>выходных параметров</w:t>
-      </w:r>
-      <w:r>
-        <w:rPr>
-          <w:sz w:val="28"/>
-        </w:rPr>
-        <w:t>, полученными в результате имитационного моделирования и предсказанными суррогатной нейросетью.</w:t>
+        <w:t>выходных параметров, полученными в результате имитационного моделирования и предсказанными суррогатной нейросетью.</w:t>
       </w:r>
       <w:r>
         <w:rPr>
@@ -2935,7 +2953,50 @@
         <w:rPr>
           <w:sz w:val="28"/>
         </w:rPr>
-        <w:t xml:space="preserve">. </w:t>
+        <w:t>.</w:t>
+      </w:r>
+      <w:r>
+        <w:rPr>
+          <w:sz w:val="28"/>
+        </w:rPr>
+        <w:t xml:space="preserve"> Для примера возьмем сравнительно </w:t>
+      </w:r>
+      <w:r>
+        <w:rPr>
+          <w:sz w:val="28"/>
+        </w:rPr>
+        <w:lastRenderedPageBreak/>
+        <w:t>небольшое число уровней</w:t>
+      </w:r>
+      <w:r>
+        <w:rPr>
+          <w:sz w:val="28"/>
+        </w:rPr>
+        <w:t>: по пять для</w:t>
+      </w:r>
+      <w:r>
+        <w:rPr>
+          <w:sz w:val="28"/>
+        </w:rPr>
+        <w:t xml:space="preserve"> каждого </w:t>
+      </w:r>
+      <w:r>
+        <w:rPr>
+          <w:sz w:val="28"/>
+        </w:rPr>
+        <w:t xml:space="preserve">из трех </w:t>
+      </w:r>
+      <w:r>
+        <w:rPr>
+          <w:sz w:val="28"/>
+        </w:rPr>
+        <w:t>фактор</w:t>
+      </w:r>
+      <w:r>
+        <w:rPr>
+          <w:sz w:val="28"/>
+        </w:rPr>
+        <w:t>ов и оценим сходимость. Таким образом, план полного факторного модельного эксперимента будет содержать всего 125 точек.</w:t>
       </w:r>
     </w:p>
     <w:p>
@@ -2953,7 +3014,6 @@
         <w:rPr>
           <w:sz w:val="28"/>
         </w:rPr>
-        <w:lastRenderedPageBreak/>
         <w:t xml:space="preserve">Воспользуемся средой </w:t>
       </w:r>
       <w:proofErr w:type="spellStart"/>
@@ -3899,9 +3959,10 @@
           <w:color w:val="212121"/>
           <w:sz w:val="21"/>
           <w:szCs w:val="21"/>
-          <w:lang w:eastAsia="ru-RU"/>
-        </w:rPr>
-      </w:pPr>
+          <w:lang w:val="en-US" w:eastAsia="ru-RU"/>
+        </w:rPr>
+      </w:pPr>
+      <w:proofErr w:type="spellStart"/>
       <w:r>
         <w:rPr>
           <w:rFonts w:ascii="Consolas" w:eastAsia="Times New Roman" w:hAnsi="Consolas" w:cs="Times New Roman"/>
@@ -3918,7 +3979,7 @@
           <w:color w:val="212121"/>
           <w:sz w:val="21"/>
           <w:szCs w:val="21"/>
-          <w:lang w:eastAsia="ru-RU"/>
+          <w:lang w:val="en-US" w:eastAsia="ru-RU"/>
         </w:rPr>
         <w:t>_</w:t>
       </w:r>
@@ -3932,16 +3993,30 @@
         </w:rPr>
         <w:t>min</w:t>
       </w:r>
-      <w:r>
-        <w:rPr>
-          <w:rFonts w:ascii="Consolas" w:eastAsia="Times New Roman" w:hAnsi="Consolas" w:cs="Times New Roman"/>
-          <w:color w:val="212121"/>
-          <w:sz w:val="21"/>
-          <w:szCs w:val="21"/>
-          <w:lang w:eastAsia="ru-RU"/>
-        </w:rPr>
-        <w:t xml:space="preserve"> = -5;   </w:t>
-      </w:r>
+      <w:proofErr w:type="spellEnd"/>
+      <w:r>
+        <w:rPr>
+          <w:rFonts w:ascii="Consolas" w:eastAsia="Times New Roman" w:hAnsi="Consolas" w:cs="Times New Roman"/>
+          <w:color w:val="212121"/>
+          <w:sz w:val="21"/>
+          <w:szCs w:val="21"/>
+          <w:lang w:val="en-US" w:eastAsia="ru-RU"/>
+        </w:rPr>
+        <w:t xml:space="preserve"> = -</w:t>
+      </w:r>
+      <w:proofErr w:type="gramStart"/>
+      <w:r>
+        <w:rPr>
+          <w:rFonts w:ascii="Consolas" w:eastAsia="Times New Roman" w:hAnsi="Consolas" w:cs="Times New Roman"/>
+          <w:color w:val="212121"/>
+          <w:sz w:val="21"/>
+          <w:szCs w:val="21"/>
+          <w:lang w:val="en-US" w:eastAsia="ru-RU"/>
+        </w:rPr>
+        <w:t xml:space="preserve">5;   </w:t>
+      </w:r>
+      <w:proofErr w:type="spellStart"/>
+      <w:proofErr w:type="gramEnd"/>
       <w:r>
         <w:rPr>
           <w:rFonts w:ascii="Consolas" w:eastAsia="Times New Roman" w:hAnsi="Consolas" w:cs="Times New Roman"/>
@@ -3958,7 +4033,7 @@
           <w:color w:val="212121"/>
           <w:sz w:val="21"/>
           <w:szCs w:val="21"/>
-          <w:lang w:eastAsia="ru-RU"/>
+          <w:lang w:val="en-US" w:eastAsia="ru-RU"/>
         </w:rPr>
         <w:t>_</w:t>
       </w:r>
@@ -3972,16 +4047,18 @@
         </w:rPr>
         <w:t>max</w:t>
       </w:r>
-      <w:r>
-        <w:rPr>
-          <w:rFonts w:ascii="Consolas" w:eastAsia="Times New Roman" w:hAnsi="Consolas" w:cs="Times New Roman"/>
-          <w:color w:val="212121"/>
-          <w:sz w:val="21"/>
-          <w:szCs w:val="21"/>
-          <w:lang w:eastAsia="ru-RU"/>
+      <w:proofErr w:type="spellEnd"/>
+      <w:r>
+        <w:rPr>
+          <w:rFonts w:ascii="Consolas" w:eastAsia="Times New Roman" w:hAnsi="Consolas" w:cs="Times New Roman"/>
+          <w:color w:val="212121"/>
+          <w:sz w:val="21"/>
+          <w:szCs w:val="21"/>
+          <w:lang w:val="en-US" w:eastAsia="ru-RU"/>
         </w:rPr>
         <w:t xml:space="preserve"> = 15;   </w:t>
       </w:r>
+      <w:proofErr w:type="spellStart"/>
       <w:r>
         <w:rPr>
           <w:rFonts w:ascii="Consolas" w:eastAsia="Times New Roman" w:hAnsi="Consolas" w:cs="Times New Roman"/>
@@ -3998,7 +4075,7 @@
           <w:color w:val="212121"/>
           <w:sz w:val="21"/>
           <w:szCs w:val="21"/>
-          <w:lang w:eastAsia="ru-RU"/>
+          <w:lang w:val="en-US" w:eastAsia="ru-RU"/>
         </w:rPr>
         <w:t>_</w:t>
       </w:r>
@@ -4012,13 +4089,14 @@
         </w:rPr>
         <w:t>n</w:t>
       </w:r>
-      <w:r>
-        <w:rPr>
-          <w:rFonts w:ascii="Consolas" w:eastAsia="Times New Roman" w:hAnsi="Consolas" w:cs="Times New Roman"/>
-          <w:color w:val="212121"/>
-          <w:sz w:val="21"/>
-          <w:szCs w:val="21"/>
-          <w:lang w:eastAsia="ru-RU"/>
+      <w:proofErr w:type="spellEnd"/>
+      <w:r>
+        <w:rPr>
+          <w:rFonts w:ascii="Consolas" w:eastAsia="Times New Roman" w:hAnsi="Consolas" w:cs="Times New Roman"/>
+          <w:color w:val="212121"/>
+          <w:sz w:val="21"/>
+          <w:szCs w:val="21"/>
+          <w:lang w:val="en-US" w:eastAsia="ru-RU"/>
         </w:rPr>
         <w:t xml:space="preserve"> = 5;</w:t>
       </w:r>
@@ -4057,7 +4135,7 @@
           <w:color w:val="212121"/>
           <w:sz w:val="21"/>
           <w:szCs w:val="21"/>
-          <w:lang w:val="en-US" w:eastAsia="ru-RU"/>
+          <w:lang w:eastAsia="ru-RU"/>
         </w:rPr>
       </w:pPr>
       <w:r>
@@ -4076,7 +4154,7 @@
           <w:color w:val="212121"/>
           <w:sz w:val="21"/>
           <w:szCs w:val="21"/>
-          <w:lang w:val="en-US" w:eastAsia="ru-RU"/>
+          <w:lang w:eastAsia="ru-RU"/>
         </w:rPr>
         <w:t>0_</w:t>
       </w:r>
@@ -4096,17 +4174,28 @@
           <w:color w:val="212121"/>
           <w:sz w:val="21"/>
           <w:szCs w:val="21"/>
-          <w:lang w:val="en-US" w:eastAsia="ru-RU"/>
-        </w:rPr>
-        <w:t xml:space="preserve">     = 1</w:t>
-      </w:r>
-      <w:r>
-        <w:rPr>
-          <w:rFonts w:ascii="Consolas" w:eastAsia="Times New Roman" w:hAnsi="Consolas" w:cs="Times New Roman"/>
-          <w:color w:val="212121"/>
-          <w:sz w:val="21"/>
-          <w:szCs w:val="21"/>
-          <w:lang w:val="en-US" w:eastAsia="ru-RU"/>
+          <w:lang w:eastAsia="ru-RU"/>
+        </w:rPr>
+        <w:t xml:space="preserve">     = </w:t>
+      </w:r>
+      <w:proofErr w:type="gramStart"/>
+      <w:r>
+        <w:rPr>
+          <w:rFonts w:ascii="Consolas" w:eastAsia="Times New Roman" w:hAnsi="Consolas" w:cs="Times New Roman"/>
+          <w:color w:val="212121"/>
+          <w:sz w:val="21"/>
+          <w:szCs w:val="21"/>
+          <w:lang w:eastAsia="ru-RU"/>
+        </w:rPr>
+        <w:t>1</w:t>
+      </w:r>
+      <w:r>
+        <w:rPr>
+          <w:rFonts w:ascii="Consolas" w:eastAsia="Times New Roman" w:hAnsi="Consolas" w:cs="Times New Roman"/>
+          <w:color w:val="212121"/>
+          <w:sz w:val="21"/>
+          <w:szCs w:val="21"/>
+          <w:lang w:eastAsia="ru-RU"/>
         </w:rPr>
         <w:t>0</w:t>
       </w:r>
@@ -4116,10 +4205,11 @@
           <w:color w:val="212121"/>
           <w:sz w:val="21"/>
           <w:szCs w:val="21"/>
-          <w:lang w:val="en-US" w:eastAsia="ru-RU"/>
+          <w:lang w:eastAsia="ru-RU"/>
         </w:rPr>
         <w:t xml:space="preserve">;   </w:t>
       </w:r>
+      <w:proofErr w:type="gramEnd"/>
       <w:r>
         <w:rPr>
           <w:rFonts w:ascii="Consolas" w:eastAsia="Times New Roman" w:hAnsi="Consolas" w:cs="Times New Roman"/>
@@ -4136,7 +4226,7 @@
           <w:color w:val="212121"/>
           <w:sz w:val="21"/>
           <w:szCs w:val="21"/>
-          <w:lang w:val="en-US" w:eastAsia="ru-RU"/>
+          <w:lang w:eastAsia="ru-RU"/>
         </w:rPr>
         <w:t>0_</w:t>
       </w:r>
@@ -4156,7 +4246,7 @@
           <w:color w:val="212121"/>
           <w:sz w:val="21"/>
           <w:szCs w:val="21"/>
-          <w:lang w:val="en-US" w:eastAsia="ru-RU"/>
+          <w:lang w:eastAsia="ru-RU"/>
         </w:rPr>
         <w:t xml:space="preserve">     = </w:t>
       </w:r>
@@ -4166,7 +4256,7 @@
           <w:color w:val="212121"/>
           <w:sz w:val="21"/>
           <w:szCs w:val="21"/>
-          <w:lang w:val="en-US" w:eastAsia="ru-RU"/>
+          <w:lang w:eastAsia="ru-RU"/>
         </w:rPr>
         <w:t>20</w:t>
       </w:r>
@@ -4176,7 +4266,7 @@
           <w:color w:val="212121"/>
           <w:sz w:val="21"/>
           <w:szCs w:val="21"/>
-          <w:lang w:val="en-US" w:eastAsia="ru-RU"/>
+          <w:lang w:eastAsia="ru-RU"/>
         </w:rPr>
         <w:t xml:space="preserve">;   </w:t>
       </w:r>
@@ -4196,7 +4286,7 @@
           <w:color w:val="212121"/>
           <w:sz w:val="21"/>
           <w:szCs w:val="21"/>
-          <w:lang w:val="en-US" w:eastAsia="ru-RU"/>
+          <w:lang w:eastAsia="ru-RU"/>
         </w:rPr>
         <w:t>0_</w:t>
       </w:r>
@@ -4216,7 +4306,7 @@
           <w:color w:val="212121"/>
           <w:sz w:val="21"/>
           <w:szCs w:val="21"/>
-          <w:lang w:val="en-US" w:eastAsia="ru-RU"/>
+          <w:lang w:eastAsia="ru-RU"/>
         </w:rPr>
         <w:t xml:space="preserve">     = 5;</w:t>
       </w:r>
@@ -4296,8 +4386,20 @@
           <w:szCs w:val="21"/>
           <w:lang w:eastAsia="ru-RU"/>
         </w:rPr>
-        <w:t xml:space="preserve"> = 10;   </w:t>
-      </w:r>
+        <w:t xml:space="preserve"> = </w:t>
+      </w:r>
+      <w:proofErr w:type="gramStart"/>
+      <w:r>
+        <w:rPr>
+          <w:rFonts w:ascii="Consolas" w:eastAsia="Times New Roman" w:hAnsi="Consolas" w:cs="Times New Roman"/>
+          <w:color w:val="212121"/>
+          <w:sz w:val="21"/>
+          <w:szCs w:val="21"/>
+          <w:lang w:eastAsia="ru-RU"/>
+        </w:rPr>
+        <w:t xml:space="preserve">10;   </w:t>
+      </w:r>
+      <w:proofErr w:type="gramEnd"/>
       <w:r>
         <w:rPr>
           <w:rFonts w:ascii="Consolas" w:eastAsia="Times New Roman" w:hAnsi="Consolas" w:cs="Times New Roman"/>
@@ -4506,6 +4608,7 @@
           <w:lang w:eastAsia="ru-RU"/>
         </w:rPr>
       </w:pPr>
+      <w:proofErr w:type="gramStart"/>
       <w:r>
         <w:rPr>
           <w:rFonts w:ascii="Consolas" w:eastAsia="Times New Roman" w:hAnsi="Consolas" w:cs="Times New Roman"/>
@@ -4524,7 +4627,18 @@
           <w:szCs w:val="21"/>
           <w:lang w:eastAsia="ru-RU"/>
         </w:rPr>
-        <w:t xml:space="preserve">  = </w:t>
+        <w:t xml:space="preserve">  =</w:t>
+      </w:r>
+      <w:proofErr w:type="gramEnd"/>
+      <w:r>
+        <w:rPr>
+          <w:rFonts w:ascii="Consolas" w:eastAsia="Times New Roman" w:hAnsi="Consolas" w:cs="Times New Roman"/>
+          <w:color w:val="212121"/>
+          <w:sz w:val="21"/>
+          <w:szCs w:val="21"/>
+          <w:lang w:eastAsia="ru-RU"/>
+        </w:rPr>
+        <w:t xml:space="preserve"> </w:t>
       </w:r>
       <w:proofErr w:type="spellStart"/>
       <w:r>
@@ -4693,6 +4807,7 @@
         <w:t xml:space="preserve">v0     = </w:t>
       </w:r>
       <w:proofErr w:type="spellStart"/>
+      <w:proofErr w:type="gramStart"/>
       <w:r>
         <w:rPr>
           <w:rFonts w:ascii="Consolas" w:eastAsia="Times New Roman" w:hAnsi="Consolas" w:cs="Times New Roman"/>
@@ -4712,7 +4827,18 @@
           <w:szCs w:val="21"/>
           <w:lang w:val="en-US" w:eastAsia="ru-RU"/>
         </w:rPr>
-        <w:t>(v0_min,      v0_max,     v0_n);</w:t>
+        <w:t>(</w:t>
+      </w:r>
+      <w:proofErr w:type="gramEnd"/>
+      <w:r>
+        <w:rPr>
+          <w:rFonts w:ascii="Consolas" w:eastAsia="Times New Roman" w:hAnsi="Consolas" w:cs="Times New Roman"/>
+          <w:color w:val="212121"/>
+          <w:sz w:val="21"/>
+          <w:szCs w:val="21"/>
+          <w:lang w:val="en-US" w:eastAsia="ru-RU"/>
+        </w:rPr>
+        <w:t>v0_min,      v0_max,     v0_n);</w:t>
       </w:r>
     </w:p>
     <w:p>
@@ -4769,7 +4895,29 @@
           <w:szCs w:val="21"/>
           <w:lang w:val="en-US" w:eastAsia="ru-RU"/>
         </w:rPr>
-        <w:t>throttle_min,throttle_max,throttle_n</w:t>
+        <w:t>throttle_</w:t>
+      </w:r>
+      <w:proofErr w:type="gramStart"/>
+      <w:r>
+        <w:rPr>
+          <w:rFonts w:ascii="Consolas" w:eastAsia="Times New Roman" w:hAnsi="Consolas" w:cs="Times New Roman"/>
+          <w:color w:val="212121"/>
+          <w:sz w:val="21"/>
+          <w:szCs w:val="21"/>
+          <w:lang w:val="en-US" w:eastAsia="ru-RU"/>
+        </w:rPr>
+        <w:t>min,throttle</w:t>
+      </w:r>
+      <w:proofErr w:type="gramEnd"/>
+      <w:r>
+        <w:rPr>
+          <w:rFonts w:ascii="Consolas" w:eastAsia="Times New Roman" w:hAnsi="Consolas" w:cs="Times New Roman"/>
+          <w:color w:val="212121"/>
+          <w:sz w:val="21"/>
+          <w:szCs w:val="21"/>
+          <w:lang w:val="en-US" w:eastAsia="ru-RU"/>
+        </w:rPr>
+        <w:t>_max,throttle_n</w:t>
       </w:r>
       <w:proofErr w:type="spellEnd"/>
       <w:r>
@@ -4853,6 +5001,7 @@
         <w:t xml:space="preserve">] = </w:t>
       </w:r>
       <w:proofErr w:type="spellStart"/>
+      <w:proofErr w:type="gramStart"/>
       <w:r>
         <w:rPr>
           <w:rFonts w:ascii="Consolas" w:eastAsia="Times New Roman" w:hAnsi="Consolas" w:cs="Times New Roman"/>
@@ -4872,7 +5021,18 @@
           <w:szCs w:val="21"/>
           <w:lang w:val="en-US" w:eastAsia="ru-RU"/>
         </w:rPr>
-        <w:t>(theta, v0, throttle);</w:t>
+        <w:t>(</w:t>
+      </w:r>
+      <w:proofErr w:type="gramEnd"/>
+      <w:r>
+        <w:rPr>
+          <w:rFonts w:ascii="Consolas" w:eastAsia="Times New Roman" w:hAnsi="Consolas" w:cs="Times New Roman"/>
+          <w:color w:val="212121"/>
+          <w:sz w:val="21"/>
+          <w:szCs w:val="21"/>
+          <w:lang w:val="en-US" w:eastAsia="ru-RU"/>
+        </w:rPr>
+        <w:t>theta, v0, throttle);</w:t>
       </w:r>
     </w:p>
     <w:p>
@@ -4899,6 +5059,7 @@
         <w:t>X = [</w:t>
       </w:r>
       <w:proofErr w:type="spellStart"/>
+      <w:proofErr w:type="gramStart"/>
       <w:r>
         <w:rPr>
           <w:rFonts w:ascii="Consolas" w:eastAsia="Times New Roman" w:hAnsi="Consolas" w:cs="Times New Roman"/>
@@ -4918,7 +5079,18 @@
           <w:szCs w:val="21"/>
           <w:lang w:eastAsia="ru-RU"/>
         </w:rPr>
-        <w:t xml:space="preserve">(:), V0(:), </w:t>
+        <w:t>(</w:t>
+      </w:r>
+      <w:proofErr w:type="gramEnd"/>
+      <w:r>
+        <w:rPr>
+          <w:rFonts w:ascii="Consolas" w:eastAsia="Times New Roman" w:hAnsi="Consolas" w:cs="Times New Roman"/>
+          <w:color w:val="212121"/>
+          <w:sz w:val="21"/>
+          <w:szCs w:val="21"/>
+          <w:lang w:eastAsia="ru-RU"/>
+        </w:rPr>
+        <w:t xml:space="preserve">:), V0(:), </w:t>
       </w:r>
       <w:proofErr w:type="spellStart"/>
       <w:r>
@@ -5061,7 +5233,18 @@
           <w:szCs w:val="21"/>
           <w:lang w:eastAsia="ru-RU"/>
         </w:rPr>
-        <w:t>y_results</w:t>
+        <w:t>y_</w:t>
+      </w:r>
+      <w:proofErr w:type="gramStart"/>
+      <w:r>
+        <w:rPr>
+          <w:rFonts w:ascii="Consolas" w:eastAsia="Times New Roman" w:hAnsi="Consolas" w:cs="Times New Roman"/>
+          <w:color w:val="A709F5"/>
+          <w:sz w:val="21"/>
+          <w:szCs w:val="21"/>
+          <w:lang w:eastAsia="ru-RU"/>
+        </w:rPr>
+        <w:t>results</w:t>
       </w:r>
       <w:proofErr w:type="spellEnd"/>
       <w:r>
@@ -5082,7 +5265,18 @@
           <w:szCs w:val="21"/>
           <w:lang w:eastAsia="ru-RU"/>
         </w:rPr>
-        <w:t>% Результаты: [</w:t>
+        <w:t>%</w:t>
+      </w:r>
+      <w:proofErr w:type="gramEnd"/>
+      <w:r>
+        <w:rPr>
+          <w:rFonts w:ascii="Consolas" w:eastAsia="Times New Roman" w:hAnsi="Consolas" w:cs="Times New Roman"/>
+          <w:color w:val="008013"/>
+          <w:sz w:val="21"/>
+          <w:szCs w:val="21"/>
+          <w:lang w:eastAsia="ru-RU"/>
+        </w:rPr>
+        <w:t xml:space="preserve"> Результаты: [</w:t>
       </w:r>
       <w:proofErr w:type="spellStart"/>
       <w:r>
@@ -5149,7 +5343,29 @@
           <w:szCs w:val="21"/>
           <w:lang w:val="en-US" w:eastAsia="ru-RU"/>
         </w:rPr>
-        <w:t>N = size(X, 1);</w:t>
+        <w:t xml:space="preserve">N = </w:t>
+      </w:r>
+      <w:proofErr w:type="gramStart"/>
+      <w:r>
+        <w:rPr>
+          <w:rFonts w:ascii="Consolas" w:eastAsia="Times New Roman" w:hAnsi="Consolas" w:cs="Times New Roman"/>
+          <w:color w:val="212121"/>
+          <w:sz w:val="21"/>
+          <w:szCs w:val="21"/>
+          <w:lang w:val="en-US" w:eastAsia="ru-RU"/>
+        </w:rPr>
+        <w:t>size(</w:t>
+      </w:r>
+      <w:proofErr w:type="gramEnd"/>
+      <w:r>
+        <w:rPr>
+          <w:rFonts w:ascii="Consolas" w:eastAsia="Times New Roman" w:hAnsi="Consolas" w:cs="Times New Roman"/>
+          <w:color w:val="212121"/>
+          <w:sz w:val="21"/>
+          <w:szCs w:val="21"/>
+          <w:lang w:val="en-US" w:eastAsia="ru-RU"/>
+        </w:rPr>
+        <w:t>X, 1);</w:t>
       </w:r>
     </w:p>
     <w:p>
@@ -5219,7 +5435,29 @@
           <w:szCs w:val="21"/>
           <w:lang w:val="en-US" w:eastAsia="ru-RU"/>
         </w:rPr>
-        <w:t xml:space="preserve"> = zeros(N, 2);  </w:t>
+        <w:t xml:space="preserve"> = </w:t>
+      </w:r>
+      <w:proofErr w:type="gramStart"/>
+      <w:r>
+        <w:rPr>
+          <w:rFonts w:ascii="Consolas" w:eastAsia="Times New Roman" w:hAnsi="Consolas" w:cs="Times New Roman"/>
+          <w:color w:val="212121"/>
+          <w:sz w:val="21"/>
+          <w:szCs w:val="21"/>
+          <w:lang w:val="en-US" w:eastAsia="ru-RU"/>
+        </w:rPr>
+        <w:t>zeros(</w:t>
+      </w:r>
+      <w:proofErr w:type="gramEnd"/>
+      <w:r>
+        <w:rPr>
+          <w:rFonts w:ascii="Consolas" w:eastAsia="Times New Roman" w:hAnsi="Consolas" w:cs="Times New Roman"/>
+          <w:color w:val="212121"/>
+          <w:sz w:val="21"/>
+          <w:szCs w:val="21"/>
+          <w:lang w:val="en-US" w:eastAsia="ru-RU"/>
+        </w:rPr>
+        <w:t xml:space="preserve">N, 2);  </w:t>
       </w:r>
       <w:r>
         <w:rPr>
@@ -5349,8 +5587,20 @@
           <w:szCs w:val="21"/>
           <w:lang w:val="en-US" w:eastAsia="ru-RU"/>
         </w:rPr>
-        <w:t xml:space="preserve"> = 1:N</w:t>
-      </w:r>
+        <w:t xml:space="preserve"> = </w:t>
+      </w:r>
+      <w:proofErr w:type="gramStart"/>
+      <w:r>
+        <w:rPr>
+          <w:rFonts w:ascii="Consolas" w:eastAsia="Times New Roman" w:hAnsi="Consolas" w:cs="Times New Roman"/>
+          <w:color w:val="212121"/>
+          <w:sz w:val="21"/>
+          <w:szCs w:val="21"/>
+          <w:lang w:val="en-US" w:eastAsia="ru-RU"/>
+        </w:rPr>
+        <w:t>1:N</w:t>
+      </w:r>
+      <w:proofErr w:type="gramEnd"/>
     </w:p>
     <w:p>
       <w:pPr>
@@ -5375,6 +5625,7 @@
         <w:t xml:space="preserve">    </w:t>
       </w:r>
       <w:proofErr w:type="spellStart"/>
+      <w:proofErr w:type="gramStart"/>
       <w:r>
         <w:rPr>
           <w:rFonts w:ascii="Consolas" w:eastAsia="Times New Roman" w:hAnsi="Consolas" w:cs="Times New Roman"/>
@@ -5396,6 +5647,7 @@
         </w:rPr>
         <w:t>(</w:t>
       </w:r>
+      <w:proofErr w:type="gramEnd"/>
       <w:r>
         <w:rPr>
           <w:rFonts w:ascii="Consolas" w:eastAsia="Times New Roman" w:hAnsi="Consolas" w:cs="Times New Roman"/>
@@ -5567,7 +5819,18 @@
           <w:szCs w:val="21"/>
           <w:lang w:val="en-US" w:eastAsia="ru-RU"/>
         </w:rPr>
-        <w:t>set_param</w:t>
+        <w:t>set_</w:t>
+      </w:r>
+      <w:proofErr w:type="gramStart"/>
+      <w:r>
+        <w:rPr>
+          <w:rFonts w:ascii="Consolas" w:eastAsia="Times New Roman" w:hAnsi="Consolas" w:cs="Times New Roman"/>
+          <w:color w:val="212121"/>
+          <w:sz w:val="21"/>
+          <w:szCs w:val="21"/>
+          <w:lang w:val="en-US" w:eastAsia="ru-RU"/>
+        </w:rPr>
+        <w:t>param</w:t>
       </w:r>
       <w:proofErr w:type="spellEnd"/>
       <w:r>
@@ -5580,6 +5843,7 @@
         </w:rPr>
         <w:t>(</w:t>
       </w:r>
+      <w:proofErr w:type="gramEnd"/>
       <w:r>
         <w:rPr>
           <w:rFonts w:ascii="Consolas" w:eastAsia="Times New Roman" w:hAnsi="Consolas" w:cs="Times New Roman"/>
@@ -5684,7 +5948,18 @@
           <w:szCs w:val="21"/>
           <w:lang w:val="en-US" w:eastAsia="ru-RU"/>
         </w:rPr>
-        <w:t>set_param</w:t>
+        <w:t>set_</w:t>
+      </w:r>
+      <w:proofErr w:type="gramStart"/>
+      <w:r>
+        <w:rPr>
+          <w:rFonts w:ascii="Consolas" w:eastAsia="Times New Roman" w:hAnsi="Consolas" w:cs="Times New Roman"/>
+          <w:color w:val="212121"/>
+          <w:sz w:val="21"/>
+          <w:szCs w:val="21"/>
+          <w:lang w:val="en-US" w:eastAsia="ru-RU"/>
+        </w:rPr>
+        <w:t>param</w:t>
       </w:r>
       <w:proofErr w:type="spellEnd"/>
       <w:r>
@@ -5697,6 +5972,7 @@
         </w:rPr>
         <w:t>(</w:t>
       </w:r>
+      <w:proofErr w:type="gramEnd"/>
       <w:r>
         <w:rPr>
           <w:rFonts w:ascii="Consolas" w:eastAsia="Times New Roman" w:hAnsi="Consolas" w:cs="Times New Roman"/>
@@ -5779,7 +6055,18 @@
           <w:szCs w:val="21"/>
           <w:lang w:val="en-US" w:eastAsia="ru-RU"/>
         </w:rPr>
-        <w:t>set_param</w:t>
+        <w:t>set_</w:t>
+      </w:r>
+      <w:proofErr w:type="gramStart"/>
+      <w:r>
+        <w:rPr>
+          <w:rFonts w:ascii="Consolas" w:eastAsia="Times New Roman" w:hAnsi="Consolas" w:cs="Times New Roman"/>
+          <w:color w:val="212121"/>
+          <w:sz w:val="21"/>
+          <w:szCs w:val="21"/>
+          <w:lang w:val="en-US" w:eastAsia="ru-RU"/>
+        </w:rPr>
+        <w:t>param</w:t>
       </w:r>
       <w:proofErr w:type="spellEnd"/>
       <w:r>
@@ -5792,6 +6079,7 @@
         </w:rPr>
         <w:t>(</w:t>
       </w:r>
+      <w:proofErr w:type="gramEnd"/>
       <w:r>
         <w:rPr>
           <w:rFonts w:ascii="Consolas" w:eastAsia="Times New Roman" w:hAnsi="Consolas" w:cs="Times New Roman"/>
@@ -5971,8 +6259,20 @@
           <w:szCs w:val="21"/>
           <w:lang w:val="en-US" w:eastAsia="ru-RU"/>
         </w:rPr>
-        <w:t xml:space="preserve">    out = sim(</w:t>
-      </w:r>
+        <w:t xml:space="preserve">    out = </w:t>
+      </w:r>
+      <w:proofErr w:type="gramStart"/>
+      <w:r>
+        <w:rPr>
+          <w:rFonts w:ascii="Consolas" w:eastAsia="Times New Roman" w:hAnsi="Consolas" w:cs="Times New Roman"/>
+          <w:color w:val="212121"/>
+          <w:sz w:val="21"/>
+          <w:szCs w:val="21"/>
+          <w:lang w:val="en-US" w:eastAsia="ru-RU"/>
+        </w:rPr>
+        <w:t>sim(</w:t>
+      </w:r>
+      <w:proofErr w:type="gramEnd"/>
       <w:r>
         <w:rPr>
           <w:rFonts w:ascii="Consolas" w:eastAsia="Times New Roman" w:hAnsi="Consolas" w:cs="Times New Roman"/>
@@ -6067,7 +6367,7 @@
           <w:color w:val="212121"/>
           <w:sz w:val="21"/>
           <w:szCs w:val="21"/>
-          <w:lang w:eastAsia="ru-RU"/>
+          <w:lang w:val="en-US" w:eastAsia="ru-RU"/>
         </w:rPr>
       </w:pPr>
       <w:r>
@@ -6086,9 +6386,29 @@
           <w:color w:val="008013"/>
           <w:sz w:val="21"/>
           <w:szCs w:val="21"/>
-          <w:lang w:eastAsia="ru-RU"/>
-        </w:rPr>
-        <w:t xml:space="preserve">% ИЗ WORKSPACE </w:t>
+          <w:lang w:val="en-US" w:eastAsia="ru-RU"/>
+        </w:rPr>
+        <w:t xml:space="preserve">% </w:t>
+      </w:r>
+      <w:r>
+        <w:rPr>
+          <w:rFonts w:ascii="Consolas" w:eastAsia="Times New Roman" w:hAnsi="Consolas" w:cs="Times New Roman"/>
+          <w:color w:val="008013"/>
+          <w:sz w:val="21"/>
+          <w:szCs w:val="21"/>
+          <w:lang w:eastAsia="ru-RU"/>
+        </w:rPr>
+        <w:t>ИЗ</w:t>
+      </w:r>
+      <w:r>
+        <w:rPr>
+          <w:rFonts w:ascii="Consolas" w:eastAsia="Times New Roman" w:hAnsi="Consolas" w:cs="Times New Roman"/>
+          <w:color w:val="008013"/>
+          <w:sz w:val="21"/>
+          <w:szCs w:val="21"/>
+          <w:lang w:val="en-US" w:eastAsia="ru-RU"/>
+        </w:rPr>
+        <w:t xml:space="preserve"> WORKSPACE </w:t>
       </w:r>
     </w:p>
     <w:p>
@@ -6109,7 +6429,7 @@
           <w:color w:val="212121"/>
           <w:sz w:val="21"/>
           <w:szCs w:val="21"/>
-          <w:lang w:eastAsia="ru-RU"/>
+          <w:lang w:val="en-US" w:eastAsia="ru-RU"/>
         </w:rPr>
         <w:t xml:space="preserve">    </w:t>
       </w:r>
@@ -6176,7 +6496,29 @@
           <w:szCs w:val="21"/>
           <w:lang w:val="en-US" w:eastAsia="ru-RU"/>
         </w:rPr>
-        <w:t xml:space="preserve"> = out.simlog_Vehicle_4WD_NiVB.Vehicle_Body.v.series;</w:t>
+        <w:t xml:space="preserve"> = </w:t>
+      </w:r>
+      <w:proofErr w:type="gramStart"/>
+      <w:r>
+        <w:rPr>
+          <w:rFonts w:ascii="Consolas" w:eastAsia="Times New Roman" w:hAnsi="Consolas" w:cs="Times New Roman"/>
+          <w:color w:val="212121"/>
+          <w:sz w:val="21"/>
+          <w:szCs w:val="21"/>
+          <w:lang w:val="en-US" w:eastAsia="ru-RU"/>
+        </w:rPr>
+        <w:t>out.simlog</w:t>
+      </w:r>
+      <w:proofErr w:type="gramEnd"/>
+      <w:r>
+        <w:rPr>
+          <w:rFonts w:ascii="Consolas" w:eastAsia="Times New Roman" w:hAnsi="Consolas" w:cs="Times New Roman"/>
+          <w:color w:val="212121"/>
+          <w:sz w:val="21"/>
+          <w:szCs w:val="21"/>
+          <w:lang w:val="en-US" w:eastAsia="ru-RU"/>
+        </w:rPr>
+        <w:t>_Vehicle_4WD_NiVB.Vehicle_Body.v.series;</w:t>
       </w:r>
     </w:p>
     <w:p>
@@ -6221,7 +6563,29 @@
           <w:szCs w:val="21"/>
           <w:lang w:val="en-US" w:eastAsia="ru-RU"/>
         </w:rPr>
-        <w:t xml:space="preserve"> = out.simlog_Vehicle_4WD_NiVB.Left_Rear.S.series;</w:t>
+        <w:t xml:space="preserve"> = </w:t>
+      </w:r>
+      <w:proofErr w:type="gramStart"/>
+      <w:r>
+        <w:rPr>
+          <w:rFonts w:ascii="Consolas" w:eastAsia="Times New Roman" w:hAnsi="Consolas" w:cs="Times New Roman"/>
+          <w:color w:val="212121"/>
+          <w:sz w:val="21"/>
+          <w:szCs w:val="21"/>
+          <w:lang w:val="en-US" w:eastAsia="ru-RU"/>
+        </w:rPr>
+        <w:t>out.simlog</w:t>
+      </w:r>
+      <w:proofErr w:type="gramEnd"/>
+      <w:r>
+        <w:rPr>
+          <w:rFonts w:ascii="Consolas" w:eastAsia="Times New Roman" w:hAnsi="Consolas" w:cs="Times New Roman"/>
+          <w:color w:val="212121"/>
+          <w:sz w:val="21"/>
+          <w:szCs w:val="21"/>
+          <w:lang w:val="en-US" w:eastAsia="ru-RU"/>
+        </w:rPr>
+        <w:t>_Vehicle_4WD_NiVB.Left_Rear.S.series;</w:t>
       </w:r>
     </w:p>
     <w:p>
@@ -6323,7 +6687,7 @@
           <w:color w:val="212121"/>
           <w:sz w:val="21"/>
           <w:szCs w:val="21"/>
-          <w:lang w:eastAsia="ru-RU"/>
+          <w:lang w:val="en-US" w:eastAsia="ru-RU"/>
         </w:rPr>
       </w:pPr>
       <w:r>
@@ -6342,9 +6706,9 @@
           <w:color w:val="212121"/>
           <w:sz w:val="21"/>
           <w:szCs w:val="21"/>
-          <w:lang w:eastAsia="ru-RU"/>
-        </w:rPr>
-        <w:t xml:space="preserve">s = </w:t>
+          <w:lang w:val="en-US" w:eastAsia="ru-RU"/>
+        </w:rPr>
+        <w:t>s = values(</w:t>
       </w:r>
       <w:proofErr w:type="spellStart"/>
       <w:r>
@@ -6353,9 +6717,9 @@
           <w:color w:val="212121"/>
           <w:sz w:val="21"/>
           <w:szCs w:val="21"/>
-          <w:lang w:eastAsia="ru-RU"/>
-        </w:rPr>
-        <w:t>values</w:t>
+          <w:lang w:val="en-US" w:eastAsia="ru-RU"/>
+        </w:rPr>
+        <w:t>s_series</w:t>
       </w:r>
       <w:proofErr w:type="spellEnd"/>
       <w:r>
@@ -6364,29 +6728,7 @@
           <w:color w:val="212121"/>
           <w:sz w:val="21"/>
           <w:szCs w:val="21"/>
-          <w:lang w:eastAsia="ru-RU"/>
-        </w:rPr>
-        <w:t>(</w:t>
-      </w:r>
-      <w:proofErr w:type="spellStart"/>
-      <w:r>
-        <w:rPr>
-          <w:rFonts w:ascii="Consolas" w:eastAsia="Times New Roman" w:hAnsi="Consolas" w:cs="Times New Roman"/>
-          <w:color w:val="212121"/>
-          <w:sz w:val="21"/>
-          <w:szCs w:val="21"/>
-          <w:lang w:eastAsia="ru-RU"/>
-        </w:rPr>
-        <w:t>s_series</w:t>
-      </w:r>
-      <w:proofErr w:type="spellEnd"/>
-      <w:r>
-        <w:rPr>
-          <w:rFonts w:ascii="Consolas" w:eastAsia="Times New Roman" w:hAnsi="Consolas" w:cs="Times New Roman"/>
-          <w:color w:val="212121"/>
-          <w:sz w:val="21"/>
-          <w:szCs w:val="21"/>
-          <w:lang w:eastAsia="ru-RU"/>
+          <w:lang w:val="en-US" w:eastAsia="ru-RU"/>
         </w:rPr>
         <w:t>);</w:t>
       </w:r>
@@ -6409,7 +6751,7 @@
           <w:color w:val="212121"/>
           <w:sz w:val="21"/>
           <w:szCs w:val="21"/>
-          <w:lang w:eastAsia="ru-RU"/>
+          <w:lang w:val="en-US" w:eastAsia="ru-RU"/>
         </w:rPr>
         <w:t xml:space="preserve">    </w:t>
       </w:r>
@@ -6443,7 +6785,29 @@
           <w:szCs w:val="21"/>
           <w:lang w:val="en-US" w:eastAsia="ru-RU"/>
         </w:rPr>
-        <w:t xml:space="preserve">) = mean(v(t &lt;= </w:t>
+        <w:t xml:space="preserve">) = </w:t>
+      </w:r>
+      <w:proofErr w:type="gramStart"/>
+      <w:r>
+        <w:rPr>
+          <w:rFonts w:ascii="Consolas" w:eastAsia="Times New Roman" w:hAnsi="Consolas" w:cs="Times New Roman"/>
+          <w:color w:val="212121"/>
+          <w:sz w:val="21"/>
+          <w:szCs w:val="21"/>
+          <w:lang w:val="en-US" w:eastAsia="ru-RU"/>
+        </w:rPr>
+        <w:t>mean(</w:t>
+      </w:r>
+      <w:proofErr w:type="gramEnd"/>
+      <w:r>
+        <w:rPr>
+          <w:rFonts w:ascii="Consolas" w:eastAsia="Times New Roman" w:hAnsi="Consolas" w:cs="Times New Roman"/>
+          <w:color w:val="212121"/>
+          <w:sz w:val="21"/>
+          <w:szCs w:val="21"/>
+          <w:lang w:val="en-US" w:eastAsia="ru-RU"/>
+        </w:rPr>
+        <w:t xml:space="preserve">v(t &lt;= </w:t>
       </w:r>
       <w:proofErr w:type="spellStart"/>
       <w:r>
@@ -6486,7 +6850,7 @@
           <w:color w:val="212121"/>
           <w:sz w:val="21"/>
           <w:szCs w:val="21"/>
-          <w:lang w:eastAsia="ru-RU"/>
+          <w:lang w:val="en-US" w:eastAsia="ru-RU"/>
         </w:rPr>
         <w:t xml:space="preserve">    </w:t>
       </w:r>
@@ -6540,40 +6904,28 @@
           <w:color w:val="212121"/>
           <w:sz w:val="21"/>
           <w:szCs w:val="21"/>
-          <w:lang w:eastAsia="ru-RU"/>
-        </w:rPr>
-      </w:pPr>
-      <w:r>
-        <w:rPr>
-          <w:rFonts w:ascii="Consolas" w:eastAsia="Times New Roman" w:hAnsi="Consolas" w:cs="Times New Roman"/>
-          <w:color w:val="212121"/>
-          <w:sz w:val="21"/>
-          <w:szCs w:val="21"/>
-          <w:lang w:eastAsia="ru-RU"/>
-        </w:rPr>
-        <w:t xml:space="preserve">    S = </w:t>
-      </w:r>
-      <w:proofErr w:type="spellStart"/>
-      <w:r>
-        <w:rPr>
-          <w:rFonts w:ascii="Consolas" w:eastAsia="Times New Roman" w:hAnsi="Consolas" w:cs="Times New Roman"/>
-          <w:color w:val="212121"/>
-          <w:sz w:val="21"/>
-          <w:szCs w:val="21"/>
-          <w:lang w:eastAsia="ru-RU"/>
-        </w:rPr>
-        <w:t>mean</w:t>
-      </w:r>
-      <w:proofErr w:type="spellEnd"/>
-      <w:r>
-        <w:rPr>
-          <w:rFonts w:ascii="Consolas" w:eastAsia="Times New Roman" w:hAnsi="Consolas" w:cs="Times New Roman"/>
-          <w:color w:val="212121"/>
-          <w:sz w:val="21"/>
-          <w:szCs w:val="21"/>
-          <w:lang w:eastAsia="ru-RU"/>
-        </w:rPr>
-        <w:t>(s);</w:t>
+          <w:lang w:val="en-US" w:eastAsia="ru-RU"/>
+        </w:rPr>
+      </w:pPr>
+      <w:r>
+        <w:rPr>
+          <w:rFonts w:ascii="Consolas" w:eastAsia="Times New Roman" w:hAnsi="Consolas" w:cs="Times New Roman"/>
+          <w:color w:val="212121"/>
+          <w:sz w:val="21"/>
+          <w:szCs w:val="21"/>
+          <w:lang w:eastAsia="ru-RU"/>
+        </w:rPr>
+        <w:t xml:space="preserve">    </w:t>
+      </w:r>
+      <w:r>
+        <w:rPr>
+          <w:rFonts w:ascii="Consolas" w:eastAsia="Times New Roman" w:hAnsi="Consolas" w:cs="Times New Roman"/>
+          <w:color w:val="212121"/>
+          <w:sz w:val="21"/>
+          <w:szCs w:val="21"/>
+          <w:lang w:val="en-US" w:eastAsia="ru-RU"/>
+        </w:rPr>
+        <w:t>S = mean(s);</w:t>
       </w:r>
     </w:p>
     <w:p>
@@ -6594,7 +6946,7 @@
           <w:color w:val="212121"/>
           <w:sz w:val="21"/>
           <w:szCs w:val="21"/>
-          <w:lang w:eastAsia="ru-RU"/>
+          <w:lang w:val="en-US" w:eastAsia="ru-RU"/>
         </w:rPr>
         <w:t xml:space="preserve">    </w:t>
       </w:r>
@@ -6652,7 +7004,18 @@
           <w:szCs w:val="21"/>
           <w:lang w:val="en-US" w:eastAsia="ru-RU"/>
         </w:rPr>
-        <w:t>y_results</w:t>
+        <w:t>y_</w:t>
+      </w:r>
+      <w:proofErr w:type="gramStart"/>
+      <w:r>
+        <w:rPr>
+          <w:rFonts w:ascii="Consolas" w:eastAsia="Times New Roman" w:hAnsi="Consolas" w:cs="Times New Roman"/>
+          <w:color w:val="212121"/>
+          <w:sz w:val="21"/>
+          <w:szCs w:val="21"/>
+          <w:lang w:val="en-US" w:eastAsia="ru-RU"/>
+        </w:rPr>
+        <w:t>results</w:t>
       </w:r>
       <w:proofErr w:type="spellEnd"/>
       <w:r>
@@ -6666,6 +7029,7 @@
         <w:t>(</w:t>
       </w:r>
       <w:proofErr w:type="spellStart"/>
+      <w:proofErr w:type="gramEnd"/>
       <w:r>
         <w:rPr>
           <w:rFonts w:ascii="Consolas" w:eastAsia="Times New Roman" w:hAnsi="Consolas" w:cs="Times New Roman"/>
@@ -6730,6 +7094,7 @@
           <w:szCs w:val="21"/>
           <w:lang w:val="en-US" w:eastAsia="ru-RU"/>
         </w:rPr>
+        <w:lastRenderedPageBreak/>
         <w:t xml:space="preserve">    </w:t>
       </w:r>
       <w:r>
@@ -6803,6 +7168,7 @@
         <w:t xml:space="preserve">    </w:t>
       </w:r>
       <w:proofErr w:type="spellStart"/>
+      <w:proofErr w:type="gramStart"/>
       <w:r>
         <w:rPr>
           <w:rFonts w:ascii="Consolas" w:eastAsia="Times New Roman" w:hAnsi="Consolas" w:cs="Times New Roman"/>
@@ -6825,6 +7191,7 @@
         <w:t>(</w:t>
       </w:r>
       <w:proofErr w:type="spellStart"/>
+      <w:proofErr w:type="gramEnd"/>
       <w:r>
         <w:rPr>
           <w:rFonts w:ascii="Consolas" w:eastAsia="Times New Roman" w:hAnsi="Consolas" w:cs="Times New Roman"/>
@@ -7082,21 +7449,19 @@
           <w:color w:val="212121"/>
           <w:sz w:val="21"/>
           <w:szCs w:val="21"/>
-          <w:lang w:eastAsia="ru-RU"/>
-        </w:rPr>
-      </w:pPr>
-      <w:proofErr w:type="spellStart"/>
+          <w:lang w:val="en-US" w:eastAsia="ru-RU"/>
+        </w:rPr>
+      </w:pPr>
       <w:r>
         <w:rPr>
           <w:rFonts w:ascii="Consolas" w:eastAsia="Times New Roman" w:hAnsi="Consolas" w:cs="Times New Roman"/>
           <w:color w:val="0E00FF"/>
           <w:sz w:val="21"/>
           <w:szCs w:val="21"/>
-          <w:lang w:eastAsia="ru-RU"/>
+          <w:lang w:val="en-US" w:eastAsia="ru-RU"/>
         </w:rPr>
         <w:t>end</w:t>
       </w:r>
-      <w:proofErr w:type="spellEnd"/>
     </w:p>
     <w:p>
       <w:pPr>
@@ -7108,7 +7473,7 @@
           <w:color w:val="212121"/>
           <w:sz w:val="21"/>
           <w:szCs w:val="21"/>
-          <w:lang w:eastAsia="ru-RU"/>
+          <w:lang w:val="en-US" w:eastAsia="ru-RU"/>
         </w:rPr>
       </w:pPr>
       <w:r>
@@ -7117,9 +7482,8 @@
           <w:color w:val="008013"/>
           <w:sz w:val="21"/>
           <w:szCs w:val="21"/>
-          <w:lang w:eastAsia="ru-RU"/>
-        </w:rPr>
-        <w:lastRenderedPageBreak/>
+          <w:lang w:val="en-US" w:eastAsia="ru-RU"/>
+        </w:rPr>
         <w:t>%%</w:t>
       </w:r>
       <w:r>
@@ -7130,7 +7494,17 @@
           <w:szCs w:val="21"/>
           <w:lang w:eastAsia="ru-RU"/>
         </w:rPr>
-        <w:t xml:space="preserve">График </w:t>
+        <w:t>График</w:t>
+      </w:r>
+      <w:r>
+        <w:rPr>
+          <w:rFonts w:ascii="Consolas" w:eastAsia="Times New Roman" w:hAnsi="Consolas" w:cs="Times New Roman"/>
+          <w:color w:val="008013"/>
+          <w:sz w:val="21"/>
+          <w:szCs w:val="21"/>
+          <w:lang w:val="en-US" w:eastAsia="ru-RU"/>
+        </w:rPr>
+        <w:t xml:space="preserve"> </w:t>
       </w:r>
     </w:p>
     <w:p>
@@ -7143,7 +7517,7 @@
           <w:color w:val="212121"/>
           <w:sz w:val="21"/>
           <w:szCs w:val="21"/>
-          <w:lang w:eastAsia="ru-RU"/>
+          <w:lang w:val="en-US" w:eastAsia="ru-RU"/>
         </w:rPr>
       </w:pPr>
       <w:r>
@@ -7162,7 +7536,7 @@
           <w:color w:val="212121"/>
           <w:sz w:val="21"/>
           <w:szCs w:val="21"/>
-          <w:lang w:eastAsia="ru-RU"/>
+          <w:lang w:val="en-US" w:eastAsia="ru-RU"/>
         </w:rPr>
         <w:t>(</w:t>
       </w:r>
@@ -7182,10 +7556,11 @@
           <w:color w:val="212121"/>
           <w:sz w:val="21"/>
           <w:szCs w:val="21"/>
-          <w:lang w:eastAsia="ru-RU"/>
+          <w:lang w:val="en-US" w:eastAsia="ru-RU"/>
         </w:rPr>
         <w:t>(</w:t>
       </w:r>
+      <w:proofErr w:type="gramStart"/>
       <w:r>
         <w:rPr>
           <w:rFonts w:ascii="Consolas" w:eastAsia="Times New Roman" w:hAnsi="Consolas" w:cs="Times New Roman"/>
@@ -7202,11 +7577,10 @@
           <w:color w:val="212121"/>
           <w:sz w:val="21"/>
           <w:szCs w:val="21"/>
-          <w:lang w:eastAsia="ru-RU"/>
+          <w:lang w:val="en-US" w:eastAsia="ru-RU"/>
         </w:rPr>
         <w:t>.</w:t>
       </w:r>
-      <w:proofErr w:type="spellStart"/>
       <w:r>
         <w:rPr>
           <w:rFonts w:ascii="Consolas" w:eastAsia="Times New Roman" w:hAnsi="Consolas" w:cs="Times New Roman"/>
@@ -7217,14 +7591,14 @@
         </w:rPr>
         <w:t>simlog</w:t>
       </w:r>
-      <w:proofErr w:type="spellEnd"/>
-      <w:r>
-        <w:rPr>
-          <w:rFonts w:ascii="Consolas" w:eastAsia="Times New Roman" w:hAnsi="Consolas" w:cs="Times New Roman"/>
-          <w:color w:val="212121"/>
-          <w:sz w:val="21"/>
-          <w:szCs w:val="21"/>
-          <w:lang w:eastAsia="ru-RU"/>
+      <w:proofErr w:type="gramEnd"/>
+      <w:r>
+        <w:rPr>
+          <w:rFonts w:ascii="Consolas" w:eastAsia="Times New Roman" w:hAnsi="Consolas" w:cs="Times New Roman"/>
+          <w:color w:val="212121"/>
+          <w:sz w:val="21"/>
+          <w:szCs w:val="21"/>
+          <w:lang w:val="en-US" w:eastAsia="ru-RU"/>
         </w:rPr>
         <w:t>_</w:t>
       </w:r>
@@ -7244,7 +7618,7 @@
           <w:color w:val="212121"/>
           <w:sz w:val="21"/>
           <w:szCs w:val="21"/>
-          <w:lang w:eastAsia="ru-RU"/>
+          <w:lang w:val="en-US" w:eastAsia="ru-RU"/>
         </w:rPr>
         <w:t>_4</w:t>
       </w:r>
@@ -7264,7 +7638,7 @@
           <w:color w:val="212121"/>
           <w:sz w:val="21"/>
           <w:szCs w:val="21"/>
-          <w:lang w:eastAsia="ru-RU"/>
+          <w:lang w:val="en-US" w:eastAsia="ru-RU"/>
         </w:rPr>
         <w:t>.</w:t>
       </w:r>
@@ -7284,7 +7658,7 @@
           <w:color w:val="212121"/>
           <w:sz w:val="21"/>
           <w:szCs w:val="21"/>
-          <w:lang w:eastAsia="ru-RU"/>
+          <w:lang w:val="en-US" w:eastAsia="ru-RU"/>
         </w:rPr>
         <w:t>_</w:t>
       </w:r>
@@ -7304,7 +7678,7 @@
           <w:color w:val="212121"/>
           <w:sz w:val="21"/>
           <w:szCs w:val="21"/>
-          <w:lang w:eastAsia="ru-RU"/>
+          <w:lang w:val="en-US" w:eastAsia="ru-RU"/>
         </w:rPr>
         <w:t>.</w:t>
       </w:r>
@@ -7324,7 +7698,7 @@
           <w:color w:val="212121"/>
           <w:sz w:val="21"/>
           <w:szCs w:val="21"/>
-          <w:lang w:eastAsia="ru-RU"/>
+          <w:lang w:val="en-US" w:eastAsia="ru-RU"/>
         </w:rPr>
         <w:t>.</w:t>
       </w:r>
@@ -7344,7 +7718,7 @@
           <w:color w:val="212121"/>
           <w:sz w:val="21"/>
           <w:szCs w:val="21"/>
-          <w:lang w:eastAsia="ru-RU"/>
+          <w:lang w:val="en-US" w:eastAsia="ru-RU"/>
         </w:rPr>
         <w:t xml:space="preserve">), </w:t>
       </w:r>
@@ -7354,7 +7728,7 @@
           <w:color w:val="0E00FF"/>
           <w:sz w:val="21"/>
           <w:szCs w:val="21"/>
-          <w:lang w:eastAsia="ru-RU"/>
+          <w:lang w:val="en-US" w:eastAsia="ru-RU"/>
         </w:rPr>
         <w:t>...</w:t>
       </w:r>
@@ -7378,7 +7752,7 @@
           <w:color w:val="212121"/>
           <w:sz w:val="21"/>
           <w:szCs w:val="21"/>
-          <w:lang w:eastAsia="ru-RU"/>
+          <w:lang w:val="en-US" w:eastAsia="ru-RU"/>
         </w:rPr>
         <w:t xml:space="preserve">     </w:t>
       </w:r>
@@ -7390,7 +7764,29 @@
           <w:szCs w:val="21"/>
           <w:lang w:val="en-US" w:eastAsia="ru-RU"/>
         </w:rPr>
-        <w:t>values(out.simlog_Vehicle_4WD.Vehicle_Body.v.series));</w:t>
+        <w:t>values(</w:t>
+      </w:r>
+      <w:proofErr w:type="gramStart"/>
+      <w:r>
+        <w:rPr>
+          <w:rFonts w:ascii="Consolas" w:eastAsia="Times New Roman" w:hAnsi="Consolas" w:cs="Times New Roman"/>
+          <w:color w:val="212121"/>
+          <w:sz w:val="21"/>
+          <w:szCs w:val="21"/>
+          <w:lang w:val="en-US" w:eastAsia="ru-RU"/>
+        </w:rPr>
+        <w:t>out.simlog</w:t>
+      </w:r>
+      <w:proofErr w:type="gramEnd"/>
+      <w:r>
+        <w:rPr>
+          <w:rFonts w:ascii="Consolas" w:eastAsia="Times New Roman" w:hAnsi="Consolas" w:cs="Times New Roman"/>
+          <w:color w:val="212121"/>
+          <w:sz w:val="21"/>
+          <w:szCs w:val="21"/>
+          <w:lang w:val="en-US" w:eastAsia="ru-RU"/>
+        </w:rPr>
+        <w:t>_Vehicle_4WD.Vehicle_Body.v.series));</w:t>
       </w:r>
     </w:p>
     <w:p>
@@ -7681,6 +8077,7 @@
         <w:rPr>
           <w:sz w:val="28"/>
         </w:rPr>
+        <w:lastRenderedPageBreak/>
         <w:t>Следующим этапом необходимо обработать выбросы и пропуски, то есть, очистить неудачные попытки моделирования</w:t>
       </w:r>
       <w:r>
@@ -7929,7 +8326,29 @@
           <w:szCs w:val="21"/>
           <w:lang w:val="en-US" w:eastAsia="ru-RU"/>
         </w:rPr>
-        <w:t xml:space="preserve">(X), 2);           </w:t>
+        <w:t>(X), 2</w:t>
+      </w:r>
+      <w:proofErr w:type="gramStart"/>
+      <w:r>
+        <w:rPr>
+          <w:rFonts w:ascii="Consolas" w:eastAsia="Times New Roman" w:hAnsi="Consolas" w:cs="Times New Roman"/>
+          <w:color w:val="212121"/>
+          <w:sz w:val="21"/>
+          <w:szCs w:val="21"/>
+          <w:lang w:val="en-US" w:eastAsia="ru-RU"/>
+        </w:rPr>
+        <w:t xml:space="preserve">);   </w:t>
+      </w:r>
+      <w:proofErr w:type="gramEnd"/>
+      <w:r>
+        <w:rPr>
+          <w:rFonts w:ascii="Consolas" w:eastAsia="Times New Roman" w:hAnsi="Consolas" w:cs="Times New Roman"/>
+          <w:color w:val="212121"/>
+          <w:sz w:val="21"/>
+          <w:szCs w:val="21"/>
+          <w:lang w:val="en-US" w:eastAsia="ru-RU"/>
+        </w:rPr>
+        <w:t xml:space="preserve">        </w:t>
       </w:r>
       <w:r>
         <w:rPr>
@@ -7998,6 +8417,7 @@
         <w:t xml:space="preserve"> = ~</w:t>
       </w:r>
       <w:proofErr w:type="spellStart"/>
+      <w:proofErr w:type="gramStart"/>
       <w:r>
         <w:rPr>
           <w:rFonts w:ascii="Consolas" w:eastAsia="Times New Roman" w:hAnsi="Consolas" w:cs="Times New Roman"/>
@@ -8017,7 +8437,18 @@
           <w:szCs w:val="21"/>
           <w:lang w:val="en-US" w:eastAsia="ru-RU"/>
         </w:rPr>
-        <w:t xml:space="preserve">(y(:));               </w:t>
+        <w:t>(</w:t>
+      </w:r>
+      <w:proofErr w:type="gramEnd"/>
+      <w:r>
+        <w:rPr>
+          <w:rFonts w:ascii="Consolas" w:eastAsia="Times New Roman" w:hAnsi="Consolas" w:cs="Times New Roman"/>
+          <w:color w:val="212121"/>
+          <w:sz w:val="21"/>
+          <w:szCs w:val="21"/>
+          <w:lang w:val="en-US" w:eastAsia="ru-RU"/>
+        </w:rPr>
+        <w:t xml:space="preserve">y(:));               </w:t>
       </w:r>
       <w:r>
         <w:rPr>
@@ -8104,7 +8535,18 @@
           <w:szCs w:val="21"/>
           <w:lang w:val="en-US" w:eastAsia="ru-RU"/>
         </w:rPr>
-        <w:t>valid_y</w:t>
+        <w:t>valid_</w:t>
+      </w:r>
+      <w:proofErr w:type="gramStart"/>
+      <w:r>
+        <w:rPr>
+          <w:rFonts w:ascii="Consolas" w:eastAsia="Times New Roman" w:hAnsi="Consolas" w:cs="Times New Roman"/>
+          <w:color w:val="212121"/>
+          <w:sz w:val="21"/>
+          <w:szCs w:val="21"/>
+          <w:lang w:val="en-US" w:eastAsia="ru-RU"/>
+        </w:rPr>
+        <w:t>y</w:t>
       </w:r>
       <w:proofErr w:type="spellEnd"/>
       <w:r>
@@ -8115,7 +8557,18 @@
           <w:szCs w:val="21"/>
           <w:lang w:val="en-US" w:eastAsia="ru-RU"/>
         </w:rPr>
-        <w:t xml:space="preserve">;             </w:t>
+        <w:t xml:space="preserve">;   </w:t>
+      </w:r>
+      <w:proofErr w:type="gramEnd"/>
+      <w:r>
+        <w:rPr>
+          <w:rFonts w:ascii="Consolas" w:eastAsia="Times New Roman" w:hAnsi="Consolas" w:cs="Times New Roman"/>
+          <w:color w:val="212121"/>
+          <w:sz w:val="21"/>
+          <w:szCs w:val="21"/>
+          <w:lang w:val="en-US" w:eastAsia="ru-RU"/>
+        </w:rPr>
+        <w:t xml:space="preserve">          </w:t>
       </w:r>
       <w:r>
         <w:rPr>
@@ -8162,6 +8615,7 @@
         </w:rPr>
       </w:pPr>
       <w:proofErr w:type="spellStart"/>
+      <w:proofErr w:type="gramStart"/>
       <w:r>
         <w:rPr>
           <w:rFonts w:ascii="Consolas" w:eastAsia="Times New Roman" w:hAnsi="Consolas" w:cs="Times New Roman"/>
@@ -8183,6 +8637,7 @@
         </w:rPr>
         <w:t>(</w:t>
       </w:r>
+      <w:proofErr w:type="gramEnd"/>
       <w:r>
         <w:rPr>
           <w:rFonts w:ascii="Consolas" w:eastAsia="Times New Roman" w:hAnsi="Consolas" w:cs="Times New Roman"/>
@@ -8242,7 +8697,6 @@
           <w:sz w:val="28"/>
           <w:lang w:val="en-US"/>
         </w:rPr>
-        <w:lastRenderedPageBreak/>
         <w:t xml:space="preserve"> </w:t>
       </w:r>
       <w:r>
@@ -8499,7 +8953,29 @@
           <w:szCs w:val="21"/>
           <w:lang w:eastAsia="ru-RU"/>
         </w:rPr>
-        <w:t xml:space="preserve">)) ./ </w:t>
+        <w:t>)</w:t>
+      </w:r>
+      <w:proofErr w:type="gramStart"/>
+      <w:r>
+        <w:rPr>
+          <w:rFonts w:ascii="Consolas" w:eastAsia="Times New Roman" w:hAnsi="Consolas" w:cs="Times New Roman"/>
+          <w:color w:val="212121"/>
+          <w:sz w:val="21"/>
+          <w:szCs w:val="21"/>
+          <w:lang w:eastAsia="ru-RU"/>
+        </w:rPr>
+        <w:t>) .</w:t>
+      </w:r>
+      <w:proofErr w:type="gramEnd"/>
+      <w:r>
+        <w:rPr>
+          <w:rFonts w:ascii="Consolas" w:eastAsia="Times New Roman" w:hAnsi="Consolas" w:cs="Times New Roman"/>
+          <w:color w:val="212121"/>
+          <w:sz w:val="21"/>
+          <w:szCs w:val="21"/>
+          <w:lang w:eastAsia="ru-RU"/>
+        </w:rPr>
+        <w:t xml:space="preserve">/ </w:t>
       </w:r>
       <w:r>
         <w:rPr>
@@ -8633,7 +9109,29 @@
           <w:szCs w:val="21"/>
           <w:lang w:val="en-US" w:eastAsia="ru-RU"/>
         </w:rPr>
-        <w:t>)) ./ (max(</w:t>
+        <w:t>)</w:t>
+      </w:r>
+      <w:proofErr w:type="gramStart"/>
+      <w:r>
+        <w:rPr>
+          <w:rFonts w:ascii="Consolas" w:eastAsia="Times New Roman" w:hAnsi="Consolas" w:cs="Times New Roman"/>
+          <w:color w:val="212121"/>
+          <w:sz w:val="21"/>
+          <w:szCs w:val="21"/>
+          <w:lang w:val="en-US" w:eastAsia="ru-RU"/>
+        </w:rPr>
+        <w:t>) .</w:t>
+      </w:r>
+      <w:proofErr w:type="gramEnd"/>
+      <w:r>
+        <w:rPr>
+          <w:rFonts w:ascii="Consolas" w:eastAsia="Times New Roman" w:hAnsi="Consolas" w:cs="Times New Roman"/>
+          <w:color w:val="212121"/>
+          <w:sz w:val="21"/>
+          <w:szCs w:val="21"/>
+          <w:lang w:val="en-US" w:eastAsia="ru-RU"/>
+        </w:rPr>
+        <w:t>/ (max(</w:t>
       </w:r>
       <w:proofErr w:type="spellStart"/>
       <w:r>
@@ -8694,6 +9192,7 @@
         </w:rPr>
       </w:pPr>
       <w:proofErr w:type="spellStart"/>
+      <w:proofErr w:type="gramStart"/>
       <w:r>
         <w:rPr>
           <w:rFonts w:ascii="Consolas" w:eastAsia="Times New Roman" w:hAnsi="Consolas" w:cs="Times New Roman"/>
@@ -8715,6 +9214,7 @@
         </w:rPr>
         <w:t>(</w:t>
       </w:r>
+      <w:proofErr w:type="gramEnd"/>
       <w:r>
         <w:rPr>
           <w:rFonts w:ascii="Consolas" w:eastAsia="Times New Roman" w:hAnsi="Consolas" w:cs="Times New Roman"/>
@@ -8989,9 +9489,21 @@
           <w:szCs w:val="21"/>
           <w:lang w:val="en-US" w:eastAsia="ru-RU"/>
         </w:rPr>
-        <w:t xml:space="preserve"> = size(</w:t>
+        <w:t xml:space="preserve"> = </w:t>
+      </w:r>
+      <w:proofErr w:type="gramStart"/>
+      <w:r>
+        <w:rPr>
+          <w:rFonts w:ascii="Consolas" w:eastAsia="Times New Roman" w:hAnsi="Consolas" w:cs="Times New Roman"/>
+          <w:color w:val="212121"/>
+          <w:sz w:val="21"/>
+          <w:szCs w:val="21"/>
+          <w:lang w:val="en-US" w:eastAsia="ru-RU"/>
+        </w:rPr>
+        <w:t>size(</w:t>
       </w:r>
       <w:proofErr w:type="spellStart"/>
+      <w:proofErr w:type="gramEnd"/>
       <w:r>
         <w:rPr>
           <w:rFonts w:ascii="Consolas" w:eastAsia="Times New Roman" w:hAnsi="Consolas" w:cs="Times New Roman"/>
@@ -9087,9 +9599,21 @@
           <w:szCs w:val="21"/>
           <w:lang w:val="en-US" w:eastAsia="ru-RU"/>
         </w:rPr>
-        <w:t xml:space="preserve"> = size(</w:t>
+        <w:t xml:space="preserve"> = </w:t>
+      </w:r>
+      <w:proofErr w:type="gramStart"/>
+      <w:r>
+        <w:rPr>
+          <w:rFonts w:ascii="Consolas" w:eastAsia="Times New Roman" w:hAnsi="Consolas" w:cs="Times New Roman"/>
+          <w:color w:val="212121"/>
+          <w:sz w:val="21"/>
+          <w:szCs w:val="21"/>
+          <w:lang w:val="en-US" w:eastAsia="ru-RU"/>
+        </w:rPr>
+        <w:t>size(</w:t>
       </w:r>
       <w:proofErr w:type="spellStart"/>
+      <w:proofErr w:type="gramEnd"/>
       <w:r>
         <w:rPr>
           <w:rFonts w:ascii="Consolas" w:eastAsia="Times New Roman" w:hAnsi="Consolas" w:cs="Times New Roman"/>
@@ -9248,6 +9772,7 @@
         <w:t xml:space="preserve">    </w:t>
       </w:r>
       <w:proofErr w:type="spellStart"/>
+      <w:proofErr w:type="gramStart"/>
       <w:r>
         <w:rPr>
           <w:rFonts w:ascii="Consolas" w:eastAsia="Times New Roman" w:hAnsi="Consolas" w:cs="Times New Roman"/>
@@ -9269,13 +9794,14 @@
         </w:rPr>
         <w:t>(</w:t>
       </w:r>
-      <w:r>
-        <w:rPr>
-          <w:rFonts w:ascii="Consolas" w:eastAsia="Times New Roman" w:hAnsi="Consolas" w:cs="Times New Roman"/>
-          <w:color w:val="212121"/>
-          <w:sz w:val="21"/>
-          <w:szCs w:val="21"/>
-          <w:lang w:eastAsia="ru-RU"/>
+      <w:proofErr w:type="gramEnd"/>
+      <w:r>
+        <w:rPr>
+          <w:rFonts w:ascii="Consolas" w:eastAsia="Times New Roman" w:hAnsi="Consolas" w:cs="Times New Roman"/>
+          <w:color w:val="212121"/>
+          <w:sz w:val="21"/>
+          <w:szCs w:val="21"/>
+          <w:lang w:val="en-US" w:eastAsia="ru-RU"/>
         </w:rPr>
         <w:t>128</w:t>
       </w:r>
@@ -9350,6 +9876,7 @@
         <w:t xml:space="preserve">    </w:t>
       </w:r>
       <w:proofErr w:type="spellStart"/>
+      <w:proofErr w:type="gramStart"/>
       <w:r>
         <w:rPr>
           <w:rFonts w:ascii="Consolas" w:eastAsia="Times New Roman" w:hAnsi="Consolas" w:cs="Times New Roman"/>
@@ -9369,15 +9896,26 @@
           <w:szCs w:val="21"/>
           <w:lang w:val="en-US" w:eastAsia="ru-RU"/>
         </w:rPr>
-        <w:t>(0.</w:t>
-      </w:r>
-      <w:r>
-        <w:rPr>
-          <w:rFonts w:ascii="Consolas" w:eastAsia="Times New Roman" w:hAnsi="Consolas" w:cs="Times New Roman"/>
-          <w:color w:val="212121"/>
-          <w:sz w:val="21"/>
-          <w:szCs w:val="21"/>
-          <w:lang w:eastAsia="ru-RU"/>
+        <w:t>(</w:t>
+      </w:r>
+      <w:proofErr w:type="gramEnd"/>
+      <w:r>
+        <w:rPr>
+          <w:rFonts w:ascii="Consolas" w:eastAsia="Times New Roman" w:hAnsi="Consolas" w:cs="Times New Roman"/>
+          <w:color w:val="212121"/>
+          <w:sz w:val="21"/>
+          <w:szCs w:val="21"/>
+          <w:lang w:val="en-US" w:eastAsia="ru-RU"/>
+        </w:rPr>
+        <w:t>0.</w:t>
+      </w:r>
+      <w:r>
+        <w:rPr>
+          <w:rFonts w:ascii="Consolas" w:eastAsia="Times New Roman" w:hAnsi="Consolas" w:cs="Times New Roman"/>
+          <w:color w:val="212121"/>
+          <w:sz w:val="21"/>
+          <w:szCs w:val="21"/>
+          <w:lang w:val="en-US" w:eastAsia="ru-RU"/>
         </w:rPr>
         <w:t>1</w:t>
       </w:r>
@@ -9416,6 +9954,7 @@
         <w:t xml:space="preserve">    </w:t>
       </w:r>
       <w:proofErr w:type="spellStart"/>
+      <w:proofErr w:type="gramStart"/>
       <w:r>
         <w:rPr>
           <w:rFonts w:ascii="Consolas" w:eastAsia="Times New Roman" w:hAnsi="Consolas" w:cs="Times New Roman"/>
@@ -9437,13 +9976,14 @@
         </w:rPr>
         <w:t>(</w:t>
       </w:r>
-      <w:r>
-        <w:rPr>
-          <w:rFonts w:ascii="Consolas" w:eastAsia="Times New Roman" w:hAnsi="Consolas" w:cs="Times New Roman"/>
-          <w:color w:val="212121"/>
-          <w:sz w:val="21"/>
-          <w:szCs w:val="21"/>
-          <w:lang w:eastAsia="ru-RU"/>
+      <w:proofErr w:type="gramEnd"/>
+      <w:r>
+        <w:rPr>
+          <w:rFonts w:ascii="Consolas" w:eastAsia="Times New Roman" w:hAnsi="Consolas" w:cs="Times New Roman"/>
+          <w:color w:val="212121"/>
+          <w:sz w:val="21"/>
+          <w:szCs w:val="21"/>
+          <w:lang w:val="en-US" w:eastAsia="ru-RU"/>
         </w:rPr>
         <w:t>64</w:t>
       </w:r>
@@ -9518,6 +10058,7 @@
         <w:t xml:space="preserve">    </w:t>
       </w:r>
       <w:proofErr w:type="spellStart"/>
+      <w:proofErr w:type="gramStart"/>
       <w:r>
         <w:rPr>
           <w:rFonts w:ascii="Consolas" w:eastAsia="Times New Roman" w:hAnsi="Consolas" w:cs="Times New Roman"/>
@@ -9537,7 +10078,18 @@
           <w:szCs w:val="21"/>
           <w:lang w:val="en-US" w:eastAsia="ru-RU"/>
         </w:rPr>
-        <w:t xml:space="preserve">(2)  </w:t>
+        <w:t>(</w:t>
+      </w:r>
+      <w:proofErr w:type="gramEnd"/>
+      <w:r>
+        <w:rPr>
+          <w:rFonts w:ascii="Consolas" w:eastAsia="Times New Roman" w:hAnsi="Consolas" w:cs="Times New Roman"/>
+          <w:color w:val="212121"/>
+          <w:sz w:val="21"/>
+          <w:szCs w:val="21"/>
+          <w:lang w:val="en-US" w:eastAsia="ru-RU"/>
+        </w:rPr>
+        <w:t xml:space="preserve">2)  </w:t>
       </w:r>
       <w:r>
         <w:rPr>
@@ -9644,6 +10196,7 @@
         <w:t xml:space="preserve">options = </w:t>
       </w:r>
       <w:proofErr w:type="spellStart"/>
+      <w:proofErr w:type="gramStart"/>
       <w:r>
         <w:rPr>
           <w:rFonts w:ascii="Consolas" w:eastAsia="Times New Roman" w:hAnsi="Consolas" w:cs="Times New Roman"/>
@@ -9665,6 +10218,7 @@
         </w:rPr>
         <w:t>(</w:t>
       </w:r>
+      <w:proofErr w:type="gramEnd"/>
       <w:r>
         <w:rPr>
           <w:rFonts w:ascii="Consolas" w:eastAsia="Times New Roman" w:hAnsi="Consolas" w:cs="Times New Roman"/>
@@ -9958,6 +10512,7 @@
         <w:t xml:space="preserve">net = </w:t>
       </w:r>
       <w:proofErr w:type="spellStart"/>
+      <w:proofErr w:type="gramStart"/>
       <w:r>
         <w:rPr>
           <w:rFonts w:ascii="Consolas" w:eastAsia="Times New Roman" w:hAnsi="Consolas" w:cs="Times New Roman"/>
@@ -9980,6 +10535,7 @@
         <w:t>(</w:t>
       </w:r>
       <w:proofErr w:type="spellStart"/>
+      <w:proofErr w:type="gramEnd"/>
       <w:r>
         <w:rPr>
           <w:rFonts w:ascii="Consolas" w:eastAsia="Times New Roman" w:hAnsi="Consolas" w:cs="Times New Roman"/>
@@ -10096,6 +10652,7 @@
           <w:szCs w:val="24"/>
           <w:lang w:eastAsia="ru-RU"/>
         </w:rPr>
+        <w:lastRenderedPageBreak/>
         <w:drawing>
           <wp:inline distT="0" distB="0" distL="0" distR="0" wp14:anchorId="5B544919" wp14:editId="46A8D0DD">
             <wp:extent cx="5759450" cy="2862580"/>
@@ -10225,7 +10782,6 @@
         <w:rPr>
           <w:sz w:val="28"/>
         </w:rPr>
-        <w:lastRenderedPageBreak/>
         <w:t xml:space="preserve">Как видно из рисунка 3, уже к </w:t>
       </w:r>
       <w:r>
@@ -10456,13 +11012,43 @@
         <w:rPr>
           <w:sz w:val="28"/>
         </w:rPr>
-        <w:t xml:space="preserve">Как видно из рисунка 4, результаты, предсказанные нейросетью, имеют высокую сходимость с результатами имитационного моделирования, что может говорить </w:t>
-      </w:r>
-      <w:r>
-        <w:rPr>
-          <w:sz w:val="28"/>
-        </w:rPr>
-        <w:t>о высоком качестве</w:t>
+        <w:t xml:space="preserve">Как видно из рисунка 4, </w:t>
+      </w:r>
+      <w:r>
+        <w:rPr>
+          <w:sz w:val="28"/>
+        </w:rPr>
+        <w:t>не смотря на малое число точек плана, по которым происходило обучение</w:t>
+      </w:r>
+      <w:r>
+        <w:rPr>
+          <w:sz w:val="28"/>
+        </w:rPr>
+        <w:t xml:space="preserve">, </w:t>
+      </w:r>
+      <w:r>
+        <w:rPr>
+          <w:sz w:val="28"/>
+        </w:rPr>
+        <w:t xml:space="preserve">результаты, предсказанные нейросетью, имеют высокую сходимость с результатами имитационного моделирования, что может говорить </w:t>
+      </w:r>
+      <w:r>
+        <w:rPr>
+          <w:sz w:val="28"/>
+        </w:rPr>
+        <w:t xml:space="preserve">о </w:t>
+      </w:r>
+      <w:r>
+        <w:rPr>
+          <w:sz w:val="28"/>
+        </w:rPr>
+        <w:t>достаточном</w:t>
+      </w:r>
+      <w:r>
+        <w:rPr>
+          <w:sz w:val="28"/>
+        </w:rPr>
+        <w:t xml:space="preserve"> качестве</w:t>
       </w:r>
       <w:r>
         <w:rPr>
@@ -10505,6 +11091,39 @@
           <w:sz w:val="28"/>
         </w:rPr>
         <w:t>.</w:t>
+      </w:r>
+      <w:r>
+        <w:rPr>
+          <w:sz w:val="28"/>
+        </w:rPr>
+        <w:t xml:space="preserve"> Очевидно, </w:t>
+      </w:r>
+      <w:proofErr w:type="gramStart"/>
+      <w:r>
+        <w:rPr>
+          <w:sz w:val="28"/>
+        </w:rPr>
+        <w:t>что</w:t>
+      </w:r>
+      <w:proofErr w:type="gramEnd"/>
+      <w:r>
+        <w:rPr>
+          <w:sz w:val="28"/>
+        </w:rPr>
+        <w:t xml:space="preserve"> увеличив число уровней факторов, а, вместе с этим, и число </w:t>
+      </w:r>
+      <w:r>
+        <w:rPr>
+          <w:sz w:val="28"/>
+        </w:rPr>
+        <w:lastRenderedPageBreak/>
+        <w:t>точек плана эксперимента</w:t>
+      </w:r>
+      <w:r>
+        <w:rPr>
+          <w:sz w:val="28"/>
+        </w:rPr>
+        <w:t>, сходимость результатов и точность предсказания нейросетью только повысятся.</w:t>
       </w:r>
     </w:p>
     <w:p>
@@ -10687,7 +11306,29 @@
           <w:szCs w:val="21"/>
           <w:lang w:val="en-US" w:eastAsia="ru-RU"/>
         </w:rPr>
-        <w:t xml:space="preserve"> = sqrt(mean((</w:t>
+        <w:t xml:space="preserve"> = </w:t>
+      </w:r>
+      <w:proofErr w:type="gramStart"/>
+      <w:r>
+        <w:rPr>
+          <w:rFonts w:ascii="Consolas" w:eastAsia="Times New Roman" w:hAnsi="Consolas" w:cs="Times New Roman"/>
+          <w:color w:val="212121"/>
+          <w:sz w:val="21"/>
+          <w:szCs w:val="21"/>
+          <w:lang w:val="en-US" w:eastAsia="ru-RU"/>
+        </w:rPr>
+        <w:t>sqrt(</w:t>
+      </w:r>
+      <w:proofErr w:type="gramEnd"/>
+      <w:r>
+        <w:rPr>
+          <w:rFonts w:ascii="Consolas" w:eastAsia="Times New Roman" w:hAnsi="Consolas" w:cs="Times New Roman"/>
+          <w:color w:val="212121"/>
+          <w:sz w:val="21"/>
+          <w:szCs w:val="21"/>
+          <w:lang w:val="en-US" w:eastAsia="ru-RU"/>
+        </w:rPr>
+        <w:t>mean((</w:t>
       </w:r>
       <w:proofErr w:type="spellStart"/>
       <w:r>
@@ -10803,15 +11444,27 @@
         <w:t>y_test_pred</w:t>
       </w:r>
       <w:proofErr w:type="spellEnd"/>
-      <w:r>
-        <w:rPr>
-          <w:rFonts w:ascii="Consolas" w:eastAsia="Times New Roman" w:hAnsi="Consolas" w:cs="Times New Roman"/>
-          <w:color w:val="212121"/>
-          <w:sz w:val="21"/>
-          <w:szCs w:val="21"/>
-          <w:lang w:val="en-US" w:eastAsia="ru-RU"/>
-        </w:rPr>
-        <w:t>(:,2)).^2));</w:t>
+      <w:proofErr w:type="gramStart"/>
+      <w:r>
+        <w:rPr>
+          <w:rFonts w:ascii="Consolas" w:eastAsia="Times New Roman" w:hAnsi="Consolas" w:cs="Times New Roman"/>
+          <w:color w:val="212121"/>
+          <w:sz w:val="21"/>
+          <w:szCs w:val="21"/>
+          <w:lang w:val="en-US" w:eastAsia="ru-RU"/>
+        </w:rPr>
+        <w:t>(:,</w:t>
+      </w:r>
+      <w:proofErr w:type="gramEnd"/>
+      <w:r>
+        <w:rPr>
+          <w:rFonts w:ascii="Consolas" w:eastAsia="Times New Roman" w:hAnsi="Consolas" w:cs="Times New Roman"/>
+          <w:color w:val="212121"/>
+          <w:sz w:val="21"/>
+          <w:szCs w:val="21"/>
+          <w:lang w:val="en-US" w:eastAsia="ru-RU"/>
+        </w:rPr>
+        <w:t>2)).^2));</w:t>
       </w:r>
     </w:p>
     <w:p>
@@ -10828,6 +11481,7 @@
         </w:rPr>
       </w:pPr>
       <w:proofErr w:type="spellStart"/>
+      <w:proofErr w:type="gramStart"/>
       <w:r>
         <w:rPr>
           <w:rFonts w:ascii="Consolas" w:eastAsia="Times New Roman" w:hAnsi="Consolas" w:cs="Times New Roman"/>
@@ -10849,6 +11503,7 @@
         </w:rPr>
         <w:t>(</w:t>
       </w:r>
+      <w:proofErr w:type="gramEnd"/>
       <w:r>
         <w:rPr>
           <w:rFonts w:ascii="Consolas" w:eastAsia="Times New Roman" w:hAnsi="Consolas" w:cs="Times New Roman"/>
@@ -11030,6 +11685,7 @@
         </w:rPr>
       </w:pPr>
       <w:proofErr w:type="spellStart"/>
+      <w:proofErr w:type="gramStart"/>
       <w:r>
         <w:rPr>
           <w:rFonts w:ascii="Consolas" w:eastAsia="Times New Roman" w:hAnsi="Consolas" w:cs="Times New Roman"/>
@@ -11051,6 +11707,7 @@
         </w:rPr>
         <w:t>(</w:t>
       </w:r>
+      <w:proofErr w:type="gramEnd"/>
       <w:r>
         <w:rPr>
           <w:rFonts w:ascii="Consolas" w:eastAsia="Times New Roman" w:hAnsi="Consolas" w:cs="Times New Roman"/>
@@ -11420,7 +12077,6 @@
         <w:rPr>
           <w:noProof/>
         </w:rPr>
-        <w:lastRenderedPageBreak/>
         <w:drawing>
           <wp:inline distT="0" distB="0" distL="0" distR="0" wp14:anchorId="609C68FC" wp14:editId="470500E0">
             <wp:extent cx="577067" cy="1430976"/>
@@ -11681,6 +12337,7 @@
           <w:lang w:val="en-US" w:eastAsia="ru-RU"/>
         </w:rPr>
       </w:pPr>
+      <w:proofErr w:type="gramStart"/>
       <w:r>
         <w:rPr>
           <w:rFonts w:ascii="Consolas" w:eastAsia="Times New Roman" w:hAnsi="Consolas" w:cs="Times New Roman"/>
@@ -11701,6 +12358,7 @@
         </w:rPr>
         <w:t>(</w:t>
       </w:r>
+      <w:proofErr w:type="gramEnd"/>
       <w:r>
         <w:rPr>
           <w:rFonts w:ascii="Consolas" w:eastAsia="Times New Roman" w:hAnsi="Consolas" w:cs="Times New Roman"/>
@@ -11989,7 +12647,37 @@
           <w:szCs w:val="21"/>
           <w:lang w:eastAsia="ru-RU"/>
         </w:rPr>
-        <w:t>%Время нейросети</w:t>
+        <w:t xml:space="preserve">%Время </w:t>
+      </w:r>
+      <w:r>
+        <w:rPr>
+          <w:rFonts w:ascii="Consolas" w:eastAsia="Times New Roman" w:hAnsi="Consolas" w:cs="Times New Roman"/>
+          <w:color w:val="008013"/>
+          <w:sz w:val="21"/>
+          <w:szCs w:val="21"/>
+          <w:lang w:eastAsia="ru-RU"/>
+        </w:rPr>
+        <w:t xml:space="preserve">вычисления </w:t>
+      </w:r>
+      <w:r>
+        <w:rPr>
+          <w:rFonts w:ascii="Consolas" w:eastAsia="Times New Roman" w:hAnsi="Consolas" w:cs="Times New Roman"/>
+          <w:color w:val="008013"/>
+          <w:sz w:val="21"/>
+          <w:szCs w:val="21"/>
+          <w:lang w:eastAsia="ru-RU"/>
+        </w:rPr>
+        <w:t>нейросет</w:t>
+      </w:r>
+      <w:r>
+        <w:rPr>
+          <w:rFonts w:ascii="Consolas" w:eastAsia="Times New Roman" w:hAnsi="Consolas" w:cs="Times New Roman"/>
+          <w:color w:val="008013"/>
+          <w:sz w:val="21"/>
+          <w:szCs w:val="21"/>
+          <w:lang w:eastAsia="ru-RU"/>
+        </w:rPr>
+        <w:t>ью</w:t>
       </w:r>
     </w:p>
     <w:p>
@@ -12099,6 +12787,7 @@
         </w:rPr>
         <w:t xml:space="preserve"> = </w:t>
       </w:r>
+      <w:proofErr w:type="gramStart"/>
       <w:r>
         <w:rPr>
           <w:rFonts w:ascii="Consolas" w:eastAsia="Times New Roman" w:hAnsi="Consolas" w:cs="Times New Roman"/>
@@ -12119,6 +12808,7 @@
         </w:rPr>
         <w:t>(</w:t>
       </w:r>
+      <w:proofErr w:type="gramEnd"/>
       <w:r>
         <w:rPr>
           <w:rFonts w:ascii="Consolas" w:eastAsia="Times New Roman" w:hAnsi="Consolas" w:cs="Times New Roman"/>
@@ -12197,7 +12887,7 @@
           <w:szCs w:val="21"/>
           <w:lang w:eastAsia="ru-RU"/>
         </w:rPr>
-        <w:t xml:space="preserve">,:)); </w:t>
+        <w:t>,:));</w:t>
       </w:r>
       <w:r>
         <w:rPr>
@@ -12412,6 +13102,7 @@
         </w:rPr>
       </w:pPr>
       <w:proofErr w:type="spellStart"/>
+      <w:proofErr w:type="gramStart"/>
       <w:r>
         <w:rPr>
           <w:rFonts w:ascii="Consolas" w:eastAsia="Times New Roman" w:hAnsi="Consolas" w:cs="Times New Roman"/>
@@ -12433,6 +13124,7 @@
         </w:rPr>
         <w:t>(</w:t>
       </w:r>
+      <w:proofErr w:type="gramEnd"/>
       <w:r>
         <w:rPr>
           <w:rFonts w:ascii="Consolas" w:eastAsia="Times New Roman" w:hAnsi="Consolas" w:cs="Times New Roman"/>
@@ -12538,7 +13230,7 @@
           <w:color w:val="212121"/>
           <w:sz w:val="18"/>
           <w:szCs w:val="18"/>
-          <w:lang w:val="en-US" w:eastAsia="ru-RU"/>
+          <w:lang w:eastAsia="ru-RU"/>
         </w:rPr>
         <w:t>5308.15</w:t>
       </w:r>
@@ -12579,6 +13271,7 @@
         </w:rPr>
       </w:pPr>
       <w:proofErr w:type="spellStart"/>
+      <w:proofErr w:type="gramStart"/>
       <w:r>
         <w:rPr>
           <w:rFonts w:ascii="Consolas" w:eastAsia="Times New Roman" w:hAnsi="Consolas" w:cs="Times New Roman"/>
@@ -12600,6 +13293,7 @@
         </w:rPr>
         <w:t>(</w:t>
       </w:r>
+      <w:proofErr w:type="gramEnd"/>
       <w:r>
         <w:rPr>
           <w:rFonts w:ascii="Consolas" w:eastAsia="Times New Roman" w:hAnsi="Consolas" w:cs="Times New Roman"/>
@@ -12705,7 +13399,7 @@
           <w:color w:val="212121"/>
           <w:sz w:val="18"/>
           <w:szCs w:val="18"/>
-          <w:lang w:val="en-US" w:eastAsia="ru-RU"/>
+          <w:lang w:eastAsia="ru-RU"/>
         </w:rPr>
         <w:t>203.553</w:t>
       </w:r>
@@ -12746,6 +13440,7 @@
         </w:rPr>
       </w:pPr>
       <w:proofErr w:type="spellStart"/>
+      <w:proofErr w:type="gramStart"/>
       <w:r>
         <w:rPr>
           <w:rFonts w:ascii="Consolas" w:eastAsia="Times New Roman" w:hAnsi="Consolas" w:cs="Times New Roman"/>
@@ -12767,6 +13462,7 @@
         </w:rPr>
         <w:t>(</w:t>
       </w:r>
+      <w:proofErr w:type="gramEnd"/>
       <w:r>
         <w:rPr>
           <w:rFonts w:ascii="Consolas" w:eastAsia="Times New Roman" w:hAnsi="Consolas" w:cs="Times New Roman"/>
@@ -12947,6 +13643,7 @@
         <w:rPr>
           <w:sz w:val="28"/>
         </w:rPr>
+        <w:lastRenderedPageBreak/>
         <w:t>Как видно из результатов сравнительной оценки, сурр</w:t>
       </w:r>
       <w:r>
@@ -13002,6 +13699,18 @@
           <w:sz w:val="28"/>
         </w:rPr>
         <w:fldChar w:fldCharType="end"/>
+      </w:r>
+      <w:r>
+        <w:rPr>
+          <w:sz w:val="28"/>
+        </w:rPr>
+        <w:t xml:space="preserve">, даже на примере сравнительно простой имитационной модели </w:t>
+      </w:r>
+      <w:r>
+        <w:rPr>
+          <w:sz w:val="28"/>
+        </w:rPr>
+        <w:t>и малой выборке результатов моделирования для обучения нейросети</w:t>
       </w:r>
       <w:r>
         <w:rPr>
@@ -13116,6 +13825,50 @@
           <w:sz w:val="28"/>
         </w:rPr>
         <w:t>пользователя алгоритмы имитационной модели.</w:t>
+      </w:r>
+    </w:p>
+    <w:p>
+      <w:pPr>
+        <w:pStyle w:val="a0"/>
+        <w:tabs>
+          <w:tab w:val="left" w:pos="540"/>
+        </w:tabs>
+        <w:ind w:firstLine="567"/>
+        <w:rPr>
+          <w:sz w:val="28"/>
+        </w:rPr>
+      </w:pPr>
+      <w:r>
+        <w:rPr>
+          <w:sz w:val="28"/>
+        </w:rPr>
+        <w:t xml:space="preserve">Недостатком такого метода является отсутствие возможности настройки суррогатной модели для изменяющихся </w:t>
+      </w:r>
+      <w:r>
+        <w:rPr>
+          <w:sz w:val="28"/>
+        </w:rPr>
+        <w:t xml:space="preserve">эксплуатационных свойств военного автомобиля, что требует повторного имитационного моделирования движения автомобиля с новыми характеристиками </w:t>
+      </w:r>
+      <w:r>
+        <w:rPr>
+          <w:sz w:val="28"/>
+        </w:rPr>
+        <w:t xml:space="preserve">с последующим </w:t>
+      </w:r>
+      <w:proofErr w:type="spellStart"/>
+      <w:r>
+        <w:rPr>
+          <w:sz w:val="28"/>
+        </w:rPr>
+        <w:t>дообучением</w:t>
+      </w:r>
+      <w:proofErr w:type="spellEnd"/>
+      <w:r>
+        <w:rPr>
+          <w:sz w:val="28"/>
+        </w:rPr>
+        <w:t xml:space="preserve"> нейросети. </w:t>
       </w:r>
     </w:p>
     <w:p>
@@ -13164,7 +13917,6 @@
         <w:rPr>
           <w:sz w:val="28"/>
         </w:rPr>
-        <w:lastRenderedPageBreak/>
         <w:fldChar w:fldCharType="begin"/>
       </w:r>
       <w:r>
@@ -13328,7 +14080,14 @@
           <w:sz w:val="28"/>
         </w:rPr>
         <w:tab/>
-        <w:t>Аипов Т. А. Модель расчетной оценки параметров проходимости автомобиля при повреждении колесного движителя // статья в журнале - научная статья. Москва: РЕМОНТ. ВОССТАНОВЛЕНИЕ. МОДЕРНИЗАЦИЯ Учредители: ООО «Наука и технологии», 2011. № 12. С. 24–28.</w:t>
+        <w:t xml:space="preserve">Аипов Т. А. Модель расчетной оценки параметров проходимости автомобиля при повреждении колесного движителя // статья в </w:t>
+      </w:r>
+      <w:r>
+        <w:rPr>
+          <w:sz w:val="28"/>
+        </w:rPr>
+        <w:lastRenderedPageBreak/>
+        <w:t>журнале - научная статья. Москва: РЕМОНТ. ВОССТАНОВЛЕНИЕ. МОДЕРНИЗАЦИЯ Учредители: ООО «Наука и технологии», 2011. № 12. С. 24–28.</w:t>
       </w:r>
     </w:p>
     <w:p>
@@ -13610,14 +14369,12 @@
         <w:jc w:val="both"/>
         <w:rPr>
           <w:sz w:val="28"/>
-          <w:lang w:val="en-US"/>
-        </w:rPr>
-      </w:pPr>
-      <w:r>
-        <w:rPr>
-          <w:sz w:val="28"/>
-        </w:rPr>
-        <w:lastRenderedPageBreak/>
+        </w:rPr>
+      </w:pPr>
+      <w:r>
+        <w:rPr>
+          <w:sz w:val="28"/>
+        </w:rPr>
         <w:t>13.</w:t>
       </w:r>
       <w:r>
@@ -13630,7 +14387,6 @@
       <w:r>
         <w:rPr>
           <w:sz w:val="28"/>
-          <w:lang w:val="en-US"/>
         </w:rPr>
         <w:t xml:space="preserve">№ 1. </w:t>
       </w:r>
@@ -13643,7 +14399,6 @@
       <w:r>
         <w:rPr>
           <w:sz w:val="28"/>
-          <w:lang w:val="en-US"/>
         </w:rPr>
         <w:t>. 138–148.</w:t>
       </w:r>
@@ -13658,7 +14413,6 @@
         <w:ind w:firstLine="0"/>
         <w:rPr>
           <w:sz w:val="28"/>
-          <w:lang w:val="en-US"/>
         </w:rPr>
       </w:pPr>
       <w:r>
@@ -13675,17 +14429,60 @@
           <w:tab w:val="left" w:pos="264"/>
           <w:tab w:val="left" w:pos="540"/>
         </w:tabs>
-        <w:spacing w:line="360" w:lineRule="auto"/>
-        <w:ind w:firstLine="680"/>
-        <w:rPr>
-          <w:sz w:val="28"/>
-        </w:rPr>
-      </w:pPr>
-      <w:r>
-        <w:rPr>
+        <w:ind w:firstLine="0"/>
+        <w:rPr>
+          <w:b/>
+          <w:bCs/>
+          <w:sz w:val="28"/>
+        </w:rPr>
+      </w:pPr>
+      <w:r>
+        <w:rPr>
+          <w:b/>
+          <w:bCs/>
           <w:sz w:val="28"/>
         </w:rPr>
         <w:t xml:space="preserve">Табакарь Сергей Ильич – </w:t>
+      </w:r>
+      <w:r>
+        <w:rPr>
+          <w:b/>
+          <w:bCs/>
+          <w:sz w:val="28"/>
+        </w:rPr>
+        <w:t xml:space="preserve">кандидат технических наук, главный </w:t>
+      </w:r>
+      <w:r>
+        <w:rPr>
+          <w:b/>
+          <w:bCs/>
+          <w:sz w:val="28"/>
+        </w:rPr>
+        <w:t xml:space="preserve">специалист </w:t>
+      </w:r>
+      <w:r>
+        <w:rPr>
+          <w:b/>
+          <w:bCs/>
+          <w:sz w:val="28"/>
+        </w:rPr>
+        <w:t xml:space="preserve">Центра </w:t>
+      </w:r>
+      <w:r>
+        <w:rPr>
+          <w:b/>
+          <w:bCs/>
+          <w:sz w:val="28"/>
+        </w:rPr>
+        <w:t xml:space="preserve">«Специальные транспортные средства», ФГУП «НАМИ». </w:t>
+      </w:r>
+      <w:r>
+        <w:rPr>
+          <w:b/>
+          <w:bCs/>
+          <w:sz w:val="28"/>
+        </w:rPr>
+        <w:t xml:space="preserve"> </w:t>
       </w:r>
     </w:p>
     <w:p>
@@ -13695,13 +14492,166 @@
           <w:tab w:val="left" w:pos="264"/>
           <w:tab w:val="left" w:pos="540"/>
         </w:tabs>
-        <w:spacing w:line="360" w:lineRule="auto"/>
-        <w:ind w:firstLine="680"/>
-        <w:rPr>
+        <w:ind w:firstLine="0"/>
+        <w:rPr>
+          <w:b/>
+          <w:bCs/>
+          <w:sz w:val="28"/>
+        </w:rPr>
+      </w:pPr>
+    </w:p>
+    <w:p>
+      <w:pPr>
+        <w:pStyle w:val="a0"/>
+        <w:tabs>
+          <w:tab w:val="left" w:pos="264"/>
+          <w:tab w:val="left" w:pos="540"/>
+        </w:tabs>
+        <w:ind w:firstLine="0"/>
+        <w:rPr>
+          <w:b/>
+          <w:bCs/>
           <w:sz w:val="28"/>
           <w:lang w:val="en-US"/>
         </w:rPr>
       </w:pPr>
+      <w:proofErr w:type="spellStart"/>
+      <w:r>
+        <w:rPr>
+          <w:b/>
+          <w:bCs/>
+          <w:sz w:val="28"/>
+          <w:lang w:val="en-US"/>
+        </w:rPr>
+        <w:t>Tabakar</w:t>
+      </w:r>
+      <w:proofErr w:type="spellEnd"/>
+      <w:r>
+        <w:rPr>
+          <w:b/>
+          <w:bCs/>
+          <w:sz w:val="28"/>
+          <w:lang w:val="en-US"/>
+        </w:rPr>
+        <w:t xml:space="preserve"> Sergey Ilyich – Cand</w:t>
+      </w:r>
+      <w:r>
+        <w:rPr>
+          <w:b/>
+          <w:bCs/>
+          <w:sz w:val="28"/>
+          <w:lang w:val="en-US"/>
+        </w:rPr>
+        <w:t>.</w:t>
+      </w:r>
+      <w:r>
+        <w:rPr>
+          <w:b/>
+          <w:bCs/>
+          <w:sz w:val="28"/>
+          <w:lang w:val="en-US"/>
+        </w:rPr>
+        <w:t xml:space="preserve"> </w:t>
+      </w:r>
+      <w:r>
+        <w:rPr>
+          <w:b/>
+          <w:bCs/>
+          <w:sz w:val="28"/>
+          <w:lang w:val="en-US"/>
+        </w:rPr>
+        <w:t>Sc</w:t>
+      </w:r>
+      <w:r>
+        <w:rPr>
+          <w:b/>
+          <w:bCs/>
+          <w:sz w:val="28"/>
+          <w:lang w:val="en-US"/>
+        </w:rPr>
+        <w:t>. {</w:t>
+      </w:r>
+      <w:r>
+        <w:rPr>
+          <w:b/>
+          <w:bCs/>
+          <w:sz w:val="28"/>
+          <w:lang w:val="en-US"/>
+        </w:rPr>
+        <w:t>Technical</w:t>
+      </w:r>
+      <w:r>
+        <w:rPr>
+          <w:b/>
+          <w:bCs/>
+          <w:sz w:val="28"/>
+          <w:lang w:val="en-US"/>
+        </w:rPr>
+        <w:t>}</w:t>
+      </w:r>
+      <w:r>
+        <w:rPr>
+          <w:b/>
+          <w:bCs/>
+          <w:sz w:val="28"/>
+          <w:lang w:val="en-US"/>
+        </w:rPr>
+        <w:t xml:space="preserve">, </w:t>
+      </w:r>
+      <w:r>
+        <w:rPr>
+          <w:b/>
+          <w:bCs/>
+          <w:sz w:val="28"/>
+          <w:lang w:val="en-US"/>
+        </w:rPr>
+        <w:t>Chief Specialist</w:t>
+      </w:r>
+      <w:r>
+        <w:rPr>
+          <w:b/>
+          <w:bCs/>
+          <w:sz w:val="28"/>
+          <w:lang w:val="en-US"/>
+        </w:rPr>
+        <w:t xml:space="preserve"> </w:t>
+      </w:r>
+      <w:r>
+        <w:rPr>
+          <w:b/>
+          <w:bCs/>
+          <w:sz w:val="28"/>
+          <w:lang w:val="en-US"/>
+        </w:rPr>
+        <w:t>at</w:t>
+      </w:r>
+      <w:r>
+        <w:rPr>
+          <w:b/>
+          <w:bCs/>
+          <w:sz w:val="28"/>
+          <w:lang w:val="en-US"/>
+        </w:rPr>
+        <w:t xml:space="preserve"> the Center </w:t>
+      </w:r>
+      <w:r>
+        <w:rPr>
+          <w:b/>
+          <w:bCs/>
+          <w:sz w:val="28"/>
+          <w:lang w:val="en-US"/>
+        </w:rPr>
+        <w:t>of</w:t>
+      </w:r>
+      <w:r>
+        <w:rPr>
+          <w:b/>
+          <w:bCs/>
+          <w:sz w:val="28"/>
+          <w:lang w:val="en-US"/>
+        </w:rPr>
+        <w:t xml:space="preserve"> Special Vehicles, FSUE NAMI.</w:t>
+      </w:r>
     </w:p>
     <w:sectPr>
       <w:headerReference w:type="default" r:id="rId16"/>
